--- a/Quaderno_Tecnico_ARF_Gruppo1.docx
+++ b/Quaderno_Tecnico_ARF_Gruppo1.docx
@@ -317,7 +317,7 @@
         <w:t>Gruppo 1</w:t>
       </w:r>
       <w:r>
-        <w:t xml:space="preserve"> (Moduli 1 e 5); tutto il resto del materiale è incluso integralmente.</w:t>
+        <w:t xml:space="preserve"> (Moduli 1 e 5): questa versione raccoglie i moduli assegnati e i tirocini del gruppo.</w:t>
       </w:r>
     </w:p>
     <w:p>
@@ -334,30 +334,6 @@
           <w:color w:val="15489C"/>
         </w:rPr>
         <w:t xml:space="preserve">  (Gruppo 1)</w:t>
-      </w:r>
-    </w:p>
-    <w:p>
-      <w:r>
-        <w:rPr>
-          <w:color w:val="1B2A4A"/>
-        </w:rPr>
-        <w:t>Modulo 2 - I fondamentali individuali senza palla</w:t>
-      </w:r>
-    </w:p>
-    <w:p>
-      <w:r>
-        <w:rPr>
-          <w:color w:val="1B2A4A"/>
-        </w:rPr>
-        <w:t>Modulo 3 - Il passaggio</w:t>
-      </w:r>
-    </w:p>
-    <w:p>
-      <w:r>
-        <w:rPr>
-          <w:color w:val="1B2A4A"/>
-        </w:rPr>
-        <w:t>Modulo 4 - Il palleggio e le partenze</w:t>
       </w:r>
     </w:p>
     <w:p>
@@ -407,7 +383,7 @@
     </w:p>
     <w:p>
       <w:r>
-        <w:t>Questo quaderno tecnico raccoglie i contenuti del corso ARF organizzati nei cinque moduli del programma. Adotta il modello di pallacanestro integrata (tecnica, fisica e mentale) e il quadro dei vantaggi - prendere, mantenere, concretizzare - regolato dai postulati: spazio/tempo, autonomia/collaborazione, equilibrio.</w:t>
+        <w:t>Questo quaderno tecnico raccoglie i contenuti dei moduli del corso ARF assegnati al Gruppo 1. Adotta il modello di pallacanestro integrata (tecnica, fisica e mentale) e il quadro dei vantaggi - prendere, mantenere, concretizzare - regolato dai postulati: spazio/tempo, autonomia/collaborazione, equilibrio.</w:t>
       </w:r>
     </w:p>
     <w:p>
@@ -417,7 +393,7 @@
     </w:p>
     <w:p>
       <w:r>
-        <w:t>I Moduli 1 (il gioco e il ruolo dell'allenatore) e 5 (il tiro), evidenziati in blu, sono quelli redatti dal nostro Gruppo 1; gli altri moduli sono trattati per completezza.</w:t>
+        <w:t>Questa versione raccoglie i due moduli assegnati al nostro Gruppo 1 - Modulo 1 (il gioco e il ruolo dell'allenatore) e Modulo 5 (il tiro), evidenziati in blu - con le relative progressioni e i tirocini del gruppo in appendice.</w:t>
       </w:r>
     </w:p>
     <w:p>
@@ -1211,1028 +1187,6 @@
       </w:pPr>
       <w:r>
         <w:t>I ruoli (1-5): playmaker, guardia, ala, ala forte, centro - con caratteristiche tecnico/tattiche, fisiche e mentali; oggi più fluidi.</w:t>
-      </w:r>
-    </w:p>
-    <w:p>
-      <w:r>
-        <w:br w:type="page"/>
-      </w:r>
-    </w:p>
-    <w:p>
-      <w:pPr>
-        <w:pStyle w:val="Heading1"/>
-      </w:pPr>
-      <w:r>
-        <w:rPr>
-          <w:color w:val="1B2A4A"/>
-        </w:rPr>
-        <w:t>Modulo 2 - I fondamentali individuali senza palla</w:t>
-      </w:r>
-    </w:p>
-    <w:p>
-      <w:r>
-        <w:rPr>
-          <w:i/>
-          <w:color w:val="555555"/>
-          <w:sz w:val="20"/>
-        </w:rPr>
-        <w:t>Docente: Paolo 'Piero' Pierotti</w:t>
-      </w:r>
-    </w:p>
-    <w:p>
-      <w:r>
-        <w:t>In partita si gioca molto più tempo senza palla che con la palla, e il gioco senza palla determina quello con la palla: anche chi non ha il pallone gioca il suo 1vs1. I movimenti senza palla servono a prendere e mantenere il vantaggio (smarcamenti, tagli, tagliafuori offensivo). Obiettivo: un giocatore autonomo e aggressivo anche senza palla; tema trasversale è l'uso del corpo e del contatto, da costruire come abitudine. Per ogni fondamentale: tecnica (il come), tattica (il quando/perché), errori e correzioni. Principio guida ricorrente: la pallacanestro si gioca con i piedi.</w:t>
-      </w:r>
-    </w:p>
-    <w:p>
-      <w:pPr>
-        <w:pStyle w:val="Heading2"/>
-      </w:pPr>
-      <w:r>
-        <w:t>Sensi, capacità e centri energetici</w:t>
-      </w:r>
-    </w:p>
-    <w:p>
-      <w:pPr>
-        <w:pStyle w:val="ListBullet"/>
-      </w:pPr>
-      <w:r>
-        <w:t>Sensi/capacità: vista (leggere spazi e difensore), propriocezione ed equilibrio (posizione fondamentale, arresti, giro), orientamento e differenziazione spazio-temporale (cambi di direzione/velocità/senso).</w:t>
-      </w:r>
-    </w:p>
-    <w:p>
-      <w:pPr>
-        <w:pStyle w:val="ListBullet"/>
-      </w:pPr>
-      <w:r>
-        <w:t>Centri energetici: l'energia di spinta, frenata (decelerazione) e cambio di direzione parte dalle gambe e dal bacino (il 'centro'), che stabilizza il corpo.</w:t>
-      </w:r>
-    </w:p>
-    <w:p>
-      <w:pPr>
-        <w:pStyle w:val="Heading2"/>
-      </w:pPr>
-      <w:r>
-        <w:t>Posizione fondamentale</w:t>
-      </w:r>
-    </w:p>
-    <w:p>
-      <w:r>
-        <w:t>È la postura da cui partire per eseguire qualsiasi movimento senza perdite di tempo e per mantenere la posizione vantaggiosa.</w:t>
-      </w:r>
-    </w:p>
-    <w:p>
-      <w:pPr>
-        <w:pStyle w:val="ListBullet"/>
-      </w:pPr>
-      <w:r>
-        <w:t>Tecnica: piedi paralleli alla larghezza delle spalle; peso sugli avampiedi; caviglie e ginocchia piegate; busto leggermente avanti; braccia vicine al busto, mani pronte; sguardo sul campo (visione periferica).</w:t>
-      </w:r>
-    </w:p>
-    <w:p>
-      <w:pPr>
-        <w:pStyle w:val="ListBullet"/>
-      </w:pPr>
-      <w:r>
-        <w:t>Tattica: essere pronti a raggiungere nel minor tempo lo spazio vantaggioso; si verifica con leggere spinte e chiedendo di muoversi in tutte le direzioni (e saltare) nel minor tempo.</w:t>
-      </w:r>
-    </w:p>
-    <w:p>
-      <w:pPr>
-        <w:pStyle w:val="ListBullet"/>
-      </w:pPr>
-      <w:r>
-        <w:t>Errori -&gt; correzioni: gambe non piegate -&gt; consapevolezza + mobilità della caviglia; peso sui talloni -&gt; spalle avanti sugli avampiedi; piedi stretti -&gt; allargare la base (spinte laterali per far percepire lo squilibrio).</w:t>
-      </w:r>
-    </w:p>
-    <w:p>
-      <w:r>
-        <w:t>Dalle lezioni: la posizione fondamentale non si presenta come 'forma' astratta, ma si allena nel gioco, usandola per valutare e correggere il giocatore.</w:t>
-      </w:r>
-    </w:p>
-    <w:p>
-      <w:pPr>
-        <w:pStyle w:val="Heading2"/>
-      </w:pPr>
-      <w:r>
-        <w:t>La corsa cestistica</w:t>
-      </w:r>
-    </w:p>
-    <w:p>
-      <w:pPr>
-        <w:pStyle w:val="ListBullet"/>
-      </w:pPr>
-      <w:r>
-        <w:t>Tecnica: è la posizione fondamentale in movimento - baricentro più basso della corsa normale, piedi a contatto col suolo, per potersi arrestare, cambiare direzione/senso e reggere i contatti.</w:t>
-      </w:r>
-    </w:p>
-    <w:p>
-      <w:pPr>
-        <w:pStyle w:val="ListBullet"/>
-      </w:pPr>
-      <w:r>
-        <w:t>Tattica: muoversi efficacemente restando pronti a ogni cambiamento.</w:t>
-      </w:r>
-    </w:p>
-    <w:p>
-      <w:pPr>
-        <w:pStyle w:val="Heading2"/>
-      </w:pPr>
-      <w:r>
-        <w:t>Il cambio di velocità</w:t>
-      </w:r>
-    </w:p>
-    <w:p>
-      <w:pPr>
-        <w:pStyle w:val="ListBullet"/>
-      </w:pPr>
-      <w:r>
-        <w:t>Tecnica: primo passo accorciato nella direzione di corsa (peso sull'avampiede, ginocchia piegate, torsione del busto), spinta nella nuova andatura, secondo passo lungo; va abbinato a un deciso cambio di direzione.</w:t>
-      </w:r>
-    </w:p>
-    <w:p>
-      <w:pPr>
-        <w:pStyle w:val="ListBullet"/>
-      </w:pPr>
-      <w:r>
-        <w:t>Tattica: da piano a forte per sbilanciare l'avversario; da forte a piano per arrivare prima nello spazio vantaggioso; è il fondamentale più 'economico'.</w:t>
-      </w:r>
-    </w:p>
-    <w:p>
-      <w:pPr>
-        <w:pStyle w:val="ListBullet"/>
-      </w:pPr>
-      <w:r>
-        <w:t>Errori -&gt; correzioni: spalle arretrate / gambe non piegate -&gt; abbassare il baricentro, peso sugli avampiedi; lettura errata del momento -&gt; chiarire l'indicatore da guardare.</w:t>
-      </w:r>
-    </w:p>
-    <w:p>
-      <w:pPr>
-        <w:pStyle w:val="Heading2"/>
-      </w:pPr>
-      <w:r>
-        <w:t>Il cambio di direzione (frontale e incrociato)</w:t>
-      </w:r>
-    </w:p>
-    <w:p>
-      <w:pPr>
-        <w:pStyle w:val="ListBullet"/>
-      </w:pPr>
-      <w:r>
-        <w:t>Tecnica: accorciare l'ultimo passo (piede d'appoggio, ginocchia piegate, baricentro basso, peso sull'avampiede); primo passo nella nuova direzione (nell'incrociato la gamba opposta incrocia), secondo passo lungo; serve un angolo ampio, non una curva.</w:t>
-      </w:r>
-    </w:p>
-    <w:p>
-      <w:pPr>
-        <w:pStyle w:val="ListBullet"/>
-      </w:pPr>
-      <w:r>
-        <w:t>Tattica: in situazione statica/con spazio (es. il difensore nega il taglio e fa body check); va abbinato al cambio di velocità.</w:t>
-      </w:r>
-    </w:p>
-    <w:p>
-      <w:pPr>
-        <w:pStyle w:val="ListBullet"/>
-      </w:pPr>
-      <w:r>
-        <w:t>Errori -&gt; correzioni: cambio 'a curva' / passo troppo lungo -&gt; accorciare l'ultimo passo; perdita di equilibrio -&gt; piegare la gamba di spinta; lettura sbagliata del tempo -&gt; indicazioni su cosa guardare.</w:t>
-      </w:r>
-    </w:p>
-    <w:p>
-      <w:pPr>
-        <w:pStyle w:val="Heading2"/>
-      </w:pPr>
-      <w:r>
-        <w:t>Il cambio di senso</w:t>
-      </w:r>
-    </w:p>
-    <w:p>
-      <w:pPr>
-        <w:pStyle w:val="ListBullet"/>
-      </w:pPr>
-      <w:r>
-        <w:t>Tecnica: inversione di marcia a 180°, abbinata al cambio di velocità; tenere il busto, non lasciarlo 'cadere'.</w:t>
-      </w:r>
-    </w:p>
-    <w:p>
-      <w:pPr>
-        <w:pStyle w:val="ListBullet"/>
-      </w:pPr>
-      <w:r>
-        <w:t>Tattica: poco frequente, per conquistare spazio (es. transizione attacco-difesa, preparare un taglio).</w:t>
-      </w:r>
-    </w:p>
-    <w:p>
-      <w:pPr>
-        <w:pStyle w:val="ListBullet"/>
-      </w:pPr>
-      <w:r>
-        <w:t>Errori -&gt; correzioni: squilibrio / baricentro alto -&gt; abbassarsi piegando le gambe.</w:t>
-      </w:r>
-    </w:p>
-    <w:p>
-      <w:pPr>
-        <w:pStyle w:val="Heading2"/>
-      </w:pPr>
-      <w:r>
-        <w:t>Arresto a un tempo e a due tempi</w:t>
-      </w:r>
-    </w:p>
-    <w:p>
-      <w:r>
-        <w:t>Arrestarsi mantenendo equilibrio e controllo: un cattivo arresto pregiudica il gesto successivo (es. il tiro).</w:t>
-      </w:r>
-    </w:p>
-    <w:p>
-      <w:pPr>
-        <w:pStyle w:val="ListBullet"/>
-      </w:pPr>
-      <w:r>
-        <w:t>Arresto a un tempo: saltello e atterraggio su entrambi i piedi (avampiedi), piedi larghi quanto le spalle, ginocchia piegate, testa alta; permette di scegliere il piede perno. Tattica: velocità non troppo elevata, direzione favorevole, situazioni di vantaggio.</w:t>
-      </w:r>
-    </w:p>
-    <w:p>
-      <w:pPr>
-        <w:pStyle w:val="ListBullet"/>
-      </w:pPr>
-      <w:r>
-        <w:t>Arresto a due tempi: il primo piede rallenta, il secondo scarica il peso ricreando l'equilibrio; il perno non si può scegliere. Tattica: il più usato, per intensità e contatto; consente di aprire o chiudere gli spazi; dalla corsa veloce l'arresto d'emergenza è a due tempi (spesso su contatto).</w:t>
-      </w:r>
-    </w:p>
-    <w:p>
-      <w:pPr>
-        <w:pStyle w:val="ListBullet"/>
-      </w:pPr>
-      <w:r>
-        <w:t>Errori -&gt; correzioni: fuori equilibrio (primo piede non frena / gambe non piegate) -&gt; piegare le gambe e frenare; base stretta -&gt; allargare i piedi; lettura sbagliata -&gt; attenzione alla velocità di corsa.</w:t>
-      </w:r>
-    </w:p>
-    <w:p>
-      <w:r>
-        <w:t>Regola passi (cenno): da fermo, alzando un piede l'altro diventa perno; chi prende palla in movimento o a fine palleggio ha due passi (con il 'passo zero' si gestiscono le partenze dinamiche).</w:t>
-      </w:r>
-    </w:p>
-    <w:p>
-      <w:pPr>
-        <w:pStyle w:val="Heading2"/>
-      </w:pPr>
-      <w:r>
-        <w:t>Il giro (frontale e dorsale)</w:t>
-      </w:r>
-    </w:p>
-    <w:p>
-      <w:pPr>
-        <w:pStyle w:val="ListBullet"/>
-      </w:pPr>
-      <w:r>
-        <w:t>Tecnica: appoggio sull'avampiede del piede perno (fermo), busto leggermente avanti, baricentro basso, testa alta; spinta in avanti (frontale) o rotazione all'indietro (dorsale).</w:t>
-      </w:r>
-    </w:p>
-    <w:p>
-      <w:pPr>
-        <w:pStyle w:val="ListBullet"/>
-      </w:pPr>
-      <w:r>
-        <w:t>Tattica: il giro frontale è il più veloce e si usa con spazio; il dorsale in assenza di spazio. Molto usato nelle situazioni di blocco e in post.</w:t>
-      </w:r>
-    </w:p>
-    <w:p>
-      <w:pPr>
-        <w:pStyle w:val="ListBullet"/>
-      </w:pPr>
-      <w:r>
-        <w:t>Errori -&gt; correzioni: perdita di equilibrio / giro lento (gambe non piegate, peso sui talloni) -&gt; gambe piegate, spalle indietro; lettura sbagliata -&gt; chiarire cosa guardare.</w:t>
-      </w:r>
-    </w:p>
-    <w:p>
-      <w:pPr>
-        <w:pStyle w:val="Heading2"/>
-      </w:pPr>
-      <w:r>
-        <w:t>Prendere e mantenere il vantaggio senza palla</w:t>
-      </w:r>
-    </w:p>
-    <w:p>
-      <w:pPr>
-        <w:pStyle w:val="ListBullet"/>
-      </w:pPr>
-      <w:r>
-        <w:t>Prendere: smarcamento nello spazio/tempo giusto; tagli (es. back door in area).</w:t>
-      </w:r>
-    </w:p>
-    <w:p>
-      <w:pPr>
-        <w:pStyle w:val="ListBullet"/>
-      </w:pPr>
-      <w:r>
-        <w:t>Mantenere: posizionamento, taglia-rimpiazza, tagliafuori offensivo dopo un anticipo.</w:t>
-      </w:r>
-    </w:p>
-    <w:p>
-      <w:pPr>
-        <w:pStyle w:val="ListBullet"/>
-      </w:pPr>
-      <w:r>
-        <w:t>Esempi di gioco: in sovrannumero il giocatore senza palla prende l'iniziativa e gli altri leggono la difesa; se un difensore dovrebbe coprirne due, l'attacco gioca a zona; tipica la riduzione da 3vs2 a 2vs1.</w:t>
-      </w:r>
-    </w:p>
-    <w:p>
-      <w:pPr>
-        <w:pStyle w:val="ListBullet"/>
-      </w:pPr>
-      <w:r>
-        <w:t>Legame coi fondamentali difensivi: scivolamento, primo passo di corsa, arresto, contatto e uso del corpo valgono sia in attacco sia in difesa.</w:t>
-      </w:r>
-    </w:p>
-    <w:p>
-      <w:pPr>
-        <w:pStyle w:val="Heading2"/>
-      </w:pPr>
-      <w:r>
-        <w:t>Conduzione ed esercitazioni</w:t>
-      </w:r>
-    </w:p>
-    <w:p>
-      <w:pPr>
-        <w:pStyle w:val="ListBullet"/>
-      </w:pPr>
-      <w:r>
-        <w:t>Schema della scheda: per ogni fondamentale 'come si esegue' (tecnica) e 'quando si esegue' (tattica).</w:t>
-      </w:r>
-    </w:p>
-    <w:p>
-      <w:pPr>
-        <w:pStyle w:val="ListBullet"/>
-      </w:pPr>
-      <w:r>
-        <w:t>Esempi: posizione fondamentale a coppie (spinte allo stop); cambi di direzione/velocità leggendo il compagno che 'taglia la strada'; arresti a comando; giri proteggendo la palla senza palleggiare; 4vs4 'otto passaggi' senza palleggio.</w:t>
-      </w:r>
-    </w:p>
-    <w:p>
-      <w:pPr>
-        <w:pStyle w:val="ListBullet"/>
-      </w:pPr>
-      <w:r>
-        <w:t>In campo la difesa lavora sempre al 100% (la 'difesa al 50%' non esiste): per facilitare didatticamente il lavoro dell'attacco su un dato aspetto tecnico/tattico non si abbassa l'intensità, ma si danno alla difesa ostacoli o vincoli da rispettare (es. difendere solo su un lato, partire da una posizione data, non raddoppiare); guardia aperta / chiusa.</w:t>
-      </w:r>
-    </w:p>
-    <w:p>
-      <w:r>
-        <w:br w:type="page"/>
-      </w:r>
-    </w:p>
-    <w:p>
-      <w:pPr>
-        <w:pStyle w:val="Heading1"/>
-      </w:pPr>
-      <w:r>
-        <w:rPr>
-          <w:color w:val="1B2A4A"/>
-        </w:rPr>
-        <w:t>Modulo 3 - Il passaggio</w:t>
-      </w:r>
-    </w:p>
-    <w:p>
-      <w:r>
-        <w:rPr>
-          <w:i/>
-          <w:color w:val="555555"/>
-          <w:sz w:val="20"/>
-        </w:rPr>
-        <w:t>Docente: Andrea 'Zanzo' Sansone</w:t>
-      </w:r>
-    </w:p>
-    <w:p>
-      <w:r>
-        <w:t>Il passaggio è il fondamentale che muove la palla più rapidamente del palleggio: portarla nel posto giusto al momento giusto. È una scelta 'altruista' (rinunciare al tiro per servire il compagno meglio piazzato) e va valorizzata dall'allenatore. Coinvolge passatore e ricevente, entrambi responsabili: il passatore manda la palla nello spazio/tempo ottimale, il ricevente si muove e va incontro 'chiamando' la palla. Per ogni tipo: tecnica · tattica · errori/correzioni.</w:t>
-      </w:r>
-    </w:p>
-    <w:p>
-      <w:pPr>
-        <w:pStyle w:val="Heading2"/>
-      </w:pPr>
-      <w:r>
-        <w:t>Sensi, capacità e centri energetici</w:t>
-      </w:r>
-    </w:p>
-    <w:p>
-      <w:pPr>
-        <w:pStyle w:val="ListBullet"/>
-      </w:pPr>
-      <w:r>
-        <w:t>Sensi/capacità: tatto (presa a T, polpastrelli), vista (visione periferica, leggere il ricevente), udito (chiamare la palla), anticipazione (tempo del passaggio).</w:t>
-      </w:r>
-    </w:p>
-    <w:p>
-      <w:pPr>
-        <w:pStyle w:val="ListBullet"/>
-      </w:pPr>
-      <w:r>
-        <w:t>Centri energetici: l'energia parte da gambe e tronco e si trasmette a braccio-polso-dita, con la frustata finale che imprime velocità e precisione.</w:t>
-      </w:r>
-    </w:p>
-    <w:p>
-      <w:pPr>
-        <w:pStyle w:val="Heading2"/>
-      </w:pPr>
-      <w:r>
-        <w:t>Posizione fondamentale con palla, presa e ricezione</w:t>
-      </w:r>
-    </w:p>
-    <w:p>
-      <w:pPr>
-        <w:pStyle w:val="ListBullet"/>
-      </w:pPr>
-      <w:r>
-        <w:t>Presa a 'T': pollici allargati, palla sui polpastrelli (il palmo non tocca), una mano dietro e una laterale, polso carico -&gt; massima rapidità nell'uso dei fondamentali con palla.</w:t>
-      </w:r>
-    </w:p>
-    <w:p>
-      <w:pPr>
-        <w:pStyle w:val="ListBullet"/>
-      </w:pPr>
-      <w:r>
-        <w:t>Ricezione: andare incontro alla palla, riceverla con i piedi e con le mani pronte ('a target', dieci dita), in posizione fondamentale per poter subito tirare/palleggiare/passare.</w:t>
-      </w:r>
-    </w:p>
-    <w:p>
-      <w:pPr>
-        <w:pStyle w:val="Heading2"/>
-      </w:pPr>
-      <w:r>
-        <w:t>Tecnica e tattica generali; errori più frequenti</w:t>
-      </w:r>
-    </w:p>
-    <w:p>
-      <w:pPr>
-        <w:pStyle w:val="ListBullet"/>
-      </w:pPr>
-      <w:r>
-        <w:t>Tecnica: spinta + frustata finale di polso e dita verso il bersaglio, accompagnata da un piccolo passo; finire il movimento 'lanciando' le mani verso il compagno.</w:t>
-      </w:r>
-    </w:p>
-    <w:p>
-      <w:pPr>
-        <w:pStyle w:val="ListBullet"/>
-      </w:pPr>
-      <w:r>
-        <w:t>Errori -&gt; correzioni: passaggio lento (polso non frustato) -&gt; completare la frustata; tempo/scelta sbagliati -&gt; migliorare la lettura (chi/cosa/quando guardare); intercettato -&gt; scelta e tempo corretti; mancato/forzato -&gt; fiducia e relazione con i compagni.</w:t>
-      </w:r>
-    </w:p>
-    <w:p>
-      <w:pPr>
-        <w:pStyle w:val="Heading2"/>
-      </w:pPr>
-      <w:r>
-        <w:t>Passaggi a due mani</w:t>
-      </w:r>
-    </w:p>
-    <w:p>
-      <w:pPr>
-        <w:pStyle w:val="ListBullet"/>
-      </w:pPr>
-      <w:r>
-        <w:t>Dal petto. Tecnica: posizione fondamentale, mani dietro la palla (pollici convergenti), gomiti raccolti, spinta di gambe e braccia, rotazione esterna dei polsi e frustata delle dita verso il compagno. Tattica: con difensore non a contatto (contropiede, contro la zona). Errori -&gt; correzioni: spinta da una sola mano / gomiti larghi / rotazione errata -&gt; presa equilibrata con le mani dietro la palla, gomiti stretti, completare la frustata.</w:t>
-      </w:r>
-    </w:p>
-    <w:p>
-      <w:pPr>
-        <w:pStyle w:val="ListBullet"/>
-      </w:pPr>
-      <w:r>
-        <w:t>Battuto a terra (schiacciato). Tecnica: come dal petto, ma spinta verso il basso; la palla tocca terra a ~2/3 verso il ricevente. Tattica: con spazio, quando la linea aerea è chiusa; utile nelle prime età. Errori -&gt; correzioni: palla troppo bassa (ricezione alle ginocchia) -&gt; farla toccare più vicino al passatore.</w:t>
-      </w:r>
-    </w:p>
-    <w:p>
-      <w:pPr>
-        <w:pStyle w:val="ListBullet"/>
-      </w:pPr>
-      <w:r>
-        <w:t>Sopra la testa. Tecnica: palla sopra la fronte, distensione delle braccia + spinta dei polsi, piccolo passo. Tattica: apertura del contropiede dopo rimbalzo, passaggi skip, ribaltamenti, post. Errori -&gt; correzioni: partenza da dietro la testa (lento) -&gt; palla sopra la fronte, completare la frustata.</w:t>
-      </w:r>
-    </w:p>
-    <w:p>
-      <w:pPr>
-        <w:pStyle w:val="ListBullet"/>
-      </w:pPr>
-      <w:r>
-        <w:t>Laterale (due mani). Tecnica: partenza laterale al corpo, teso o schiacciato secondo le braccia del difensore. Tattica: linea di passaggio laterale (al pivot, al taglio). Errori -&gt; correzioni: partenza da dietro il corpo -&gt; laterale; gambe distese -&gt; piegarle.</w:t>
-      </w:r>
-    </w:p>
-    <w:p>
-      <w:pPr>
-        <w:pStyle w:val="ListBullet"/>
-      </w:pPr>
-      <w:r>
-        <w:t>Consegnato (hand-off). Tecnica: si consegna la palla a contatto (una mano sopra e una sotto), proteggendola col corpo con un mezzo giro dorsale; la mano del lato da cui arriva il compagno sta sopra la palla; il ricevente arriva con le mani pronte a partire in palleggio. Tattica: spazi ridotti, quando la difesa anticipa molto, nel 'dai e segui'. Errori -&gt; correzioni: palla persa (rilascio anticipato) -&gt; il passatore tiene la palla finché il ricevente la prende.</w:t>
-      </w:r>
-    </w:p>
-    <w:p>
-      <w:pPr>
-        <w:pStyle w:val="Heading2"/>
-      </w:pPr>
-      <w:r>
-        <w:t>Passaggi a una mano</w:t>
-      </w:r>
-    </w:p>
-    <w:p>
-      <w:pPr>
-        <w:pStyle w:val="ListBullet"/>
-      </w:pPr>
-      <w:r>
-        <w:t>Baseball. Tecnica: si inizia a due mani, piede omologo, gomito alto ~90°, palla sopra la testa/vicino all'orecchio, mano di spinta dietro con le dita verso l'alto, mano guida laterale; torsione del busto, frustata e passo avanti. Tattica: coprire spazi lunghi in poco tempo (contropiede). Errori -&gt; correzioni: passaggio lento (partenza errata / frustata incompleta) -&gt; presa salda e completare il 'lancio' verso il ricevente.</w:t>
-      </w:r>
-    </w:p>
-    <w:p>
-      <w:pPr>
-        <w:pStyle w:val="ListBullet"/>
-      </w:pPr>
-      <w:r>
-        <w:t>Una mano laterale. Tecnica: palla portata lateralmente, mano di spinta dietro, guida laterale, frustata (dita verso terra). Variante incrociato: protegge dal difensore. Tattica: spazio laterale al difensore (back door, palla in post). Errori -&gt; correzioni: partenza da dietro il corpo -&gt; lateralmente, tra anca e fianco; frustata mancante -&gt; completare.</w:t>
-      </w:r>
-    </w:p>
-    <w:p>
-      <w:pPr>
-        <w:pStyle w:val="ListBullet"/>
-      </w:pPr>
-      <w:r>
-        <w:t>Dal palleggio. Tecnica: la mano passa da sopra a dietro la palla, distensione + frustata verso il ricevente, con un passo (anche in sottomano). Tattica: rubare tempo alla difesa (es. back door). Errori -&gt; correzioni: mano non completamente dietro la palla -&gt; curare il posizionamento; frustata mancante -&gt; completare il rilascio.</w:t>
-      </w:r>
-    </w:p>
-    <w:p>
-      <w:pPr>
-        <w:pStyle w:val="ListBullet"/>
-      </w:pPr>
-      <w:r>
-        <w:t>Passaggio laterale con partenza omologa: per superare il difensore (uscire dalla sua 'sagoma') restando basso.</w:t>
-      </w:r>
-    </w:p>
-    <w:p>
-      <w:pPr>
-        <w:pStyle w:val="Heading2"/>
-      </w:pPr>
-      <w:r>
-        <w:t>Le finte di passaggio</w:t>
-      </w:r>
-    </w:p>
-    <w:p>
-      <w:pPr>
-        <w:pStyle w:val="ListBullet"/>
-      </w:pPr>
-      <w:r>
-        <w:t>Tecnica: accennare un passaggio (es. sopra la testa) per far reagire il difensore e aprire una nuova linea; mantenere baricentro basso e mani pronte (solo un accenno di distensione).</w:t>
-      </w:r>
-    </w:p>
-    <w:p>
-      <w:pPr>
-        <w:pStyle w:val="ListBullet"/>
-      </w:pPr>
-      <w:r>
-        <w:t>Tattica: aprire linee di passaggio nei tempi giusti, senza dare tempo alla difesa.</w:t>
-      </w:r>
-    </w:p>
-    <w:p>
-      <w:pPr>
-        <w:pStyle w:val="Heading2"/>
-      </w:pPr>
-      <w:r>
-        <w:t>Qualità del passaggio: esempi di gioco</w:t>
-      </w:r>
-    </w:p>
-    <w:p>
-      <w:pPr>
-        <w:pStyle w:val="ListBullet"/>
-      </w:pPr>
-      <w:r>
-        <w:t>Back door: il passaggio mantiene il vantaggio servendo l'inserimento del compagno.</w:t>
-      </w:r>
-    </w:p>
-    <w:p>
-      <w:pPr>
-        <w:pStyle w:val="ListBullet"/>
-      </w:pPr>
-      <w:r>
-        <w:t>Raddoppio nel pick and roll: la qualità del passaggio mantiene il vantaggio numerico (se lento o nel posto sbagliato si perde).</w:t>
-      </w:r>
-    </w:p>
-    <w:p>
-      <w:pPr>
-        <w:pStyle w:val="ListBullet"/>
-      </w:pPr>
-      <w:r>
-        <w:t>Uscita da una situazione di pericolo: passare al compagno per liberarsi della pressione.</w:t>
-      </w:r>
-    </w:p>
-    <w:p>
-      <w:pPr>
-        <w:pStyle w:val="Heading2"/>
-      </w:pPr>
-      <w:r>
-        <w:t>Esercitazioni del passaggio</w:t>
-      </w:r>
-    </w:p>
-    <w:p>
-      <w:pPr>
-        <w:pStyle w:val="ListBullet"/>
-      </w:pPr>
-      <w:r>
-        <w:t>In movimento: i giocatori si muovono e si passano la palla a chi 'chiama' con le dieci dita; due palloni (uno teso, uno schiacciato); tic-tac a tre con due palloni; ribaltamenti.</w:t>
-      </w:r>
-    </w:p>
-    <w:p>
-      <w:pPr>
-        <w:pStyle w:val="ListBullet"/>
-      </w:pPr>
-      <w:r>
-        <w:t>Con difesa: un difensore (X1) ostacola il passaggio; il passatore legge dove e come passare.</w:t>
-      </w:r>
-    </w:p>
-    <w:p>
-      <w:pPr>
-        <w:pStyle w:val="ListBullet"/>
-      </w:pPr>
-      <w:r>
-        <w:t>Tirocinio del gruppo (Tirocinio 2): due atleti a ~2 m, passaggio laterale -&gt; petto frustando il polso (la palla ruota); poi si aggiunge la difesa (3 atleti); infine 'dai e vai' con passaggio laterale a una mano e partenza incrociata per passare davanti al difensore.</w:t>
-      </w:r>
-    </w:p>
-    <w:p>
-      <w:pPr>
-        <w:pStyle w:val="ListBullet"/>
-      </w:pPr>
-      <w:r>
-        <w:t>Focus: passatore (posizione delle mani, distensione, frustata finale, visione periferica, tempo del passaggio); ricevente (chiamare la palla con le dieci dita, presa con i pollici a T).</w:t>
-      </w:r>
-    </w:p>
-    <w:p>
-      <w:pPr>
-        <w:pStyle w:val="Heading2"/>
-      </w:pPr>
-      <w:r>
-        <w:t>Dalle lezioni: focus e conduzione</w:t>
-      </w:r>
-    </w:p>
-    <w:p>
-      <w:pPr>
-        <w:pStyle w:val="ListBullet"/>
-      </w:pPr>
-      <w:r>
-        <w:t>Principio: 'passo la palla se posso'; si allena ciò che serve nel gioco (il baseball è raro, ma quando serve va saputo fare).</w:t>
-      </w:r>
-    </w:p>
-    <w:p>
-      <w:pPr>
-        <w:pStyle w:val="ListBullet"/>
-      </w:pPr>
-      <w:r>
-        <w:t>Focus sulla tecnica del fondamentale, non sulla sola riuscita dell'esercizio: l'allenatore conosce forza, tempo, target e distensione per vedere l'errore e correggere 2-3 punti prioritari.</w:t>
-      </w:r>
-    </w:p>
-    <w:p>
-      <w:pPr>
-        <w:pStyle w:val="ListBullet"/>
-      </w:pPr>
-      <w:r>
-        <w:t>Tirocinio del gruppo: passaggio laterale con piede omologo; richiamare sempre il diagramma e chiudere con un'azione di gioco.</w:t>
-      </w:r>
-    </w:p>
-    <w:p>
-      <w:r>
-        <w:br w:type="page"/>
-      </w:r>
-    </w:p>
-    <w:p>
-      <w:pPr>
-        <w:pStyle w:val="Heading1"/>
-      </w:pPr>
-      <w:r>
-        <w:rPr>
-          <w:color w:val="1B2A4A"/>
-        </w:rPr>
-        <w:t>Modulo 4 - Il palleggio e le partenze</w:t>
-      </w:r>
-    </w:p>
-    <w:p>
-      <w:r>
-        <w:rPr>
-          <w:i/>
-          <w:color w:val="555555"/>
-          <w:sz w:val="20"/>
-        </w:rPr>
-        <w:t>Docente: Antonio 'Lello' Mongelli</w:t>
-      </w:r>
-    </w:p>
-    <w:p>
-      <w:r>
-        <w:t>Il palleggio serve a prendere e mantenere il vantaggio, ma esalta l'individualismo: a livello giovanile spesso se ne abusa, perciò va insegnato il 'quando'. Ha una fase di volo (palla non governabile) e una di contatto con la mano (governabile): la palla si controlla con i polpastrelli, la mano libera protegge e gli occhi restano sul campo. Per ogni tipo: tecnica · tattica · errori/correzioni.</w:t>
-      </w:r>
-    </w:p>
-    <w:p>
-      <w:pPr>
-        <w:pStyle w:val="Heading2"/>
-      </w:pPr>
-      <w:r>
-        <w:t>Sensi, capacità e centri energetici</w:t>
-      </w:r>
-    </w:p>
-    <w:p>
-      <w:pPr>
-        <w:pStyle w:val="ListBullet"/>
-      </w:pPr>
-      <w:r>
-        <w:t>Sensi/capacità: tatto (sensibilità dei polpastrelli), vista (occhi sul campo), propriocezione ed equilibrio, differenziazione spazio-temporale (cambi di velocità).</w:t>
-      </w:r>
-    </w:p>
-    <w:p>
-      <w:pPr>
-        <w:pStyle w:val="ListBullet"/>
-      </w:pPr>
-      <w:r>
-        <w:t>Centri energetici: il controllo fine viene da polso e dita; la spinta del palleggio in velocità e delle partenze parte da gambe e bacino; la mano libera protegge il 'centro'.</w:t>
-      </w:r>
-    </w:p>
-    <w:p>
-      <w:pPr>
-        <w:pStyle w:val="Heading2"/>
-      </w:pPr>
-      <w:r>
-        <w:t>Tecnica e tattica generali; errori</w:t>
-      </w:r>
-    </w:p>
-    <w:p>
-      <w:pPr>
-        <w:pStyle w:val="ListBullet"/>
-      </w:pPr>
-      <w:r>
-        <w:t>Tecnica: palla a contatto coi polpastrelli; spinta dall'alto verso il basso con frustata di polso e dita; busto eretto; sguardo avanti (visione periferica).</w:t>
-      </w:r>
-    </w:p>
-    <w:p>
-      <w:pPr>
-        <w:pStyle w:val="ListBullet"/>
-      </w:pPr>
-      <w:r>
-        <w:t>Tattica: prendere vantaggio (battere l'avversario, attaccare lo spazio nel pick and roll) e mantenerlo (ritrovare equilibrio, attendere i compagni, migliorare l'angolo di passaggio).</w:t>
-      </w:r>
-    </w:p>
-    <w:p>
-      <w:pPr>
-        <w:pStyle w:val="ListBullet"/>
-      </w:pPr>
-      <w:r>
-        <w:t>Errori -&gt; correzioni: palla 'schiaffeggiata' col palmo -&gt; toccare coi polpastrelli, mano avvolgente; guardare la palla -&gt; testa alta, occhi sul campo; palleggio davanti al corpo -&gt; palleggiare lateralmente vicino al corpo.</w:t>
-      </w:r>
-    </w:p>
-    <w:p>
-      <w:pPr>
-        <w:pStyle w:val="Heading2"/>
-      </w:pPr>
-      <w:r>
-        <w:t>Palleggio protetto e palleggio in velocità</w:t>
-      </w:r>
-    </w:p>
-    <w:p>
-      <w:pPr>
-        <w:pStyle w:val="ListBullet"/>
-      </w:pPr>
-      <w:r>
-        <w:t>Protetto: quando lo spazio col difensore è minimo; palla bassa (altezza ginocchio), gomito ~90°, mano libera a protezione, spalla e gamba opposte al difensore, frustata verso il suolo. Tattica: pressione/contatto, uscita dai raddoppi, arretramento dal blocco.</w:t>
-      </w:r>
-    </w:p>
-    <w:p>
-      <w:pPr>
-        <w:pStyle w:val="ListBullet"/>
-      </w:pPr>
-      <w:r>
-        <w:t>In velocità: per spingere il contropiede o superare la metà campo; mano dietro la palla, spinta di braccio-polso-dita, altezza ~cintura ('spingere la palla e correrle dietro'); con spazio, palleggio alternato. Tattica: raggiungere in fretta uno spazio libero.</w:t>
-      </w:r>
-    </w:p>
-    <w:p>
-      <w:pPr>
-        <w:pStyle w:val="Heading2"/>
-      </w:pPr>
-      <w:r>
-        <w:t>Cambi di velocità e di senso in palleggio</w:t>
-      </w:r>
-    </w:p>
-    <w:p>
-      <w:pPr>
-        <w:pStyle w:val="ListBullet"/>
-      </w:pPr>
-      <w:r>
-        <w:t>Cambio di velocità: passare lento↔veloce; nel lento-&gt;veloce la mano passa da dietro a sopra la palla; palla all'altezza della cintola, occhi sul campo. Tattica: superare l'avversario o arrivare prima nello spazio.</w:t>
-      </w:r>
-    </w:p>
-    <w:p>
-      <w:pPr>
-        <w:pStyle w:val="ListBullet"/>
-      </w:pPr>
-      <w:r>
-        <w:t>Cambio di senso: invertire la marcia, con o senza cambio di mano; proteggere la palla, palleggio leggermente più basso. Errori -&gt; correzioni: scarsa visione -&gt; guardare; protezione debole -&gt; braccio opposto a protezione.</w:t>
-      </w:r>
-    </w:p>
-    <w:p>
-      <w:pPr>
-        <w:pStyle w:val="Heading2"/>
-      </w:pPr>
-      <w:r>
-        <w:t>I cambi di mano</w:t>
-      </w:r>
-    </w:p>
-    <w:p>
-      <w:pPr>
-        <w:pStyle w:val="ListBullet"/>
-      </w:pPr>
-      <w:r>
-        <w:t>Frontale (avanti): quando c'è spazio; palla bassa (sotto le ginocchia), la mano passa da sopra a laterale, spinta esterno-&gt;interno, mano pronta a ricevere, primo passo incrociato o omologo, cambio di velocità. Tattica: situazione statica/poco dinamica con spazio.</w:t>
-      </w:r>
-    </w:p>
-    <w:p>
-      <w:pPr>
-        <w:pStyle w:val="ListBullet"/>
-      </w:pPr>
-      <w:r>
-        <w:t>Dietro la schiena: più difficile ma tiene la palla protetta; la mano passa da sopra al lato, piccolo passo omologo, palla sotto le ginocchia per nasconderla alla difesa, spinta sull'avampiede; si accompagna la palla fino al nuovo lato. Si usa per battere l'uomo da fermo; in corsa la palla esce in diagonale. Cue didattico (versione in corsa): il mignolo è l'ultimo dito a spingere la palla e la mano ruota, così il pallone esce nella posizione più comoda; per eseguire correttamente il gesto può aiutare l'atleta a compiere il movimento di 'schiaffo sul sedere' - la mano che va dietro verso il fianco/gluteo guida la spinta corretta della palla. Errori -&gt; correzioni: palleggio lento dietro -&gt; accompagnare la palla; pallone che sfugge -&gt; arretrare la posizione della mano.</w:t>
-      </w:r>
-    </w:p>
-    <w:p>
-      <w:pPr>
-        <w:pStyle w:val="ListBullet"/>
-      </w:pPr>
-      <w:r>
-        <w:t>Tra le gambe: con difensore a contatto (poco spazio); palla leggermente avanti al piede, da esterno a interno sotto le gambe, mano pronta a ricevere, cambio di velocità. Errori -&gt; correzioni: palla che sbatte sui piedi -&gt; allargare i piedi; cambio lento -&gt; coordinare ricezione e nuova spinta.</w:t>
-      </w:r>
-    </w:p>
-    <w:p>
-      <w:pPr>
-        <w:pStyle w:val="ListBullet"/>
-      </w:pPr>
-      <w:r>
-        <w:t>Finta di cambio di mano: la mano 'accarezza' la palla e finge il cambio per sbilanciare; spinta forte avanti-laterale solo quando la mano è nella nuova posizione. Tattica: con spazio, in campo aperto.</w:t>
-      </w:r>
-    </w:p>
-    <w:p>
-      <w:pPr>
-        <w:pStyle w:val="Heading2"/>
-      </w:pPr>
-      <w:r>
-        <w:t>Virata, hesitation, palleggio alto</w:t>
-      </w:r>
-    </w:p>
-    <w:p>
-      <w:pPr>
-        <w:pStyle w:val="ListBullet"/>
-      </w:pPr>
-      <w:r>
-        <w:t>Giro in palleggio (virata): mano leggermente avanti alla palla (perno), il piede posteriore va nella nuova direzione (giro dorsale), si tira la palla avanti e cambio di velocità; non cambiare mano prima della virata (rischio palming). Si usa quando lo spazio viene chiuso (es. in area): per un attimo non si guarda il campo, la gamba opposta alla direzione del giro guida, la mano (davanti alla palla) prima frena e poi spinge. Tattica: pressione del solo difensore diretto.</w:t>
-      </w:r>
-    </w:p>
-    <w:p>
-      <w:pPr>
-        <w:pStyle w:val="ListBullet"/>
-      </w:pPr>
-      <w:r>
-        <w:t>Hesitation: fintare l'arresto (alzare le spalle, gambe pronte) per mandare fuori equilibrio il difensore e ripartire. Tattica: con spazio, in contropiede.</w:t>
-      </w:r>
-    </w:p>
-    <w:p>
-      <w:pPr>
-        <w:pStyle w:val="ListBullet"/>
-      </w:pPr>
-      <w:r>
-        <w:t>Palleggio alto: peso sull'avampiede, mano sopra la palla; per attaccare lo spazio la mano va sopra-dietro con cambio di mano/direzione e partenza in velocità. Tattica: attaccare i cambi difensivi, i mismatch, gli ultimi secondi.</w:t>
-      </w:r>
-    </w:p>
-    <w:p>
-      <w:pPr>
-        <w:pStyle w:val="Heading2"/>
-      </w:pPr>
-      <w:r>
-        <w:t>Esercitazioni del palleggio</w:t>
-      </w:r>
-    </w:p>
-    <w:p>
-      <w:pPr>
-        <w:pStyle w:val="ListBullet"/>
-      </w:pPr>
-      <w:r>
-        <w:t>Cambi di mano leggendo la posizione del coach: avanti (con spazio) o dietro la schiena (a contatto), nel tempo giusto.</w:t>
-      </w:r>
-    </w:p>
-    <w:p>
-      <w:pPr>
-        <w:pStyle w:val="ListBullet"/>
-      </w:pPr>
-      <w:r>
-        <w:t>Focus ricorrenti: posizione della mano sulla palla nei cambi; spinta intensa; occhi sul campo; tempo del cambio.</w:t>
-      </w:r>
-    </w:p>
-    <w:p>
-      <w:pPr>
-        <w:pStyle w:val="ListBullet"/>
-      </w:pPr>
-      <w:r>
-        <w:t>Palleggio protetto e in arretramento: difendere la palla sotto pressione e passare quando l'assistente 'chiama' (mostra le mani).</w:t>
-      </w:r>
-    </w:p>
-    <w:p>
-      <w:pPr>
-        <w:pStyle w:val="Heading2"/>
-      </w:pPr>
-      <w:r>
-        <w:t>Le partenze</w:t>
-      </w:r>
-    </w:p>
-    <w:p>
-      <w:r>
-        <w:t>Per superare il difensore (o mantenere il vantaggio) dopo aver definito il piede perno; presa sopra-dietro con pollici a T, palla all'altezza dell'anca, palla a terra vicino al piede, testa alta.</w:t>
-      </w:r>
-    </w:p>
-    <w:p>
-      <w:pPr>
-        <w:pStyle w:val="ListBullet"/>
-      </w:pPr>
-      <w:r>
-        <w:t>Incrociata: avversario sul lato opposto al perno; primo passo col piede opposto (vicino al difensore) per rompere la linea di recupero, proteggendo la palla. Lettura: spazio libero sul lato del perno.</w:t>
-      </w:r>
-    </w:p>
-    <w:p>
-      <w:pPr>
-        <w:pStyle w:val="ListBullet"/>
-      </w:pPr>
-      <w:r>
-        <w:t>Omologa: avversario sul lato del perno; primo passo non troppo ampio col piede omologo alla mano che palleggia. Lettura: spazio libero opposto al perno.</w:t>
-      </w:r>
-    </w:p>
-    <w:p>
-      <w:pPr>
-        <w:pStyle w:val="ListBullet"/>
-      </w:pPr>
-      <w:r>
-        <w:t>Reverse: difensore a contatto sul lato opposto al perno (niente spazio per l'incrociata); giro e palleggio con la mano interna entrando nella difesa, proteggendo con busto/spalla/gamba.</w:t>
-      </w:r>
-    </w:p>
-    <w:p>
-      <w:pPr>
-        <w:pStyle w:val="ListBullet"/>
-      </w:pPr>
-      <w:r>
-        <w:t>Passo zero e partenze dinamiche: la regola del 'passo 0' consente di partire direttamente dalla corsa (omologa o incrociata in movimento), senza fermarsi.</w:t>
-      </w:r>
-    </w:p>
-    <w:p>
-      <w:pPr>
-        <w:pStyle w:val="Heading2"/>
-      </w:pPr>
-      <w:r>
-        <w:t>Ricezione, ripartenza e partenza dinamica</w:t>
-      </w:r>
-    </w:p>
-    <w:p>
-      <w:pPr>
-        <w:pStyle w:val="ListBullet"/>
-      </w:pPr>
-      <w:r>
-        <w:t>Ricezione e ripartenza: autopassaggio e palleggio incrociato protetto; arresto a due tempi; esiste anche la ricezione 'reverse'.</w:t>
-      </w:r>
-    </w:p>
-    <w:p>
-      <w:pPr>
-        <w:pStyle w:val="ListBullet"/>
-      </w:pPr>
-      <w:r>
-        <w:t>Partenza dinamica: con la regola del passo zero si parte direttamente dalla corsa (omologa o incrociata in movimento), senza fermarsi.</w:t>
-      </w:r>
-    </w:p>
-    <w:p>
-      <w:pPr>
-        <w:pStyle w:val="Heading2"/>
-      </w:pPr>
-      <w:r>
-        <w:t>Dalle lezioni</w:t>
-      </w:r>
-    </w:p>
-    <w:p>
-      <w:pPr>
-        <w:pStyle w:val="ListBullet"/>
-      </w:pPr>
-      <w:r>
-        <w:t>Sensibilità coi polpastrelli (il polpastrello è l'ultimo a lasciare la palla e il primo a riprenderla); la mano libera sempre pronta a proteggere.</w:t>
-      </w:r>
-    </w:p>
-    <w:p>
-      <w:pPr>
-        <w:pStyle w:val="ListBullet"/>
-      </w:pPr>
-      <w:r>
-        <w:t>Tutti i cambi di mano prevedono il cambio di velocità; la finta è 'il primo passo in una direzione nuova'.</w:t>
-      </w:r>
-    </w:p>
-    <w:p>
-      <w:pPr>
-        <w:pStyle w:val="ListBullet"/>
-      </w:pPr>
-      <w:r>
-        <w:t>Obiettivo tattico ricorrente: uscire dalla figura del difensore, prendere e mantenere il vantaggio.</w:t>
       </w:r>
     </w:p>
     <w:p>
@@ -2939,6 +1893,76 @@
       </w:r>
     </w:p>
     <w:p>
+      <w:r>
+        <w:br w:type="page"/>
+      </w:r>
+    </w:p>
+    <w:p>
+      <w:pPr>
+        <w:pStyle w:val="Heading2"/>
+      </w:pPr>
+      <w:r>
+        <w:t>Esempio di sequenza didattica (scheda di tirocinio)</w:t>
+      </w:r>
+    </w:p>
+    <w:p>
+      <w:r>
+        <w:t>A titolo di esempio si riporta la scheda di progressione didattica usata da Alessandro Carloni per il tirocinio sul jump-hook: obiettivo, descrizione degli esercizi e diagrammi di campo. La progressione va (1) dalla posizione fondamentale spalle a canestro, con presa a due mani e salita della mano di tiro sotto il pallone, palla lontana dal difensore e frustata finale del polso; (2) alla stessa azione con disturbo del difensore, senza esporre la palla e mantenendo l'equilibrio durante la salita; (3) fino all'1c1 agonistico con la difesa che manda verso il centro, curando la posizione dei piedi e l'assorbimento del contatto.</w:t>
+      </w:r>
+    </w:p>
+    <w:p>
+      <w:pPr>
+        <w:jc w:val="center"/>
+      </w:pPr>
+      <w:r>
+        <w:drawing>
+          <wp:inline xmlns:a="http://schemas.openxmlformats.org/drawingml/2006/main" xmlns:pic="http://schemas.openxmlformats.org/drawingml/2006/picture">
+            <wp:extent cx="5220000" cy="5681664"/>
+            <wp:docPr id="2" name="Picture 2"/>
+            <wp:cNvGraphicFramePr>
+              <a:graphicFrameLocks noChangeAspect="1"/>
+            </wp:cNvGraphicFramePr>
+            <a:graphic>
+              <a:graphicData uri="http://schemas.openxmlformats.org/drawingml/2006/picture">
+                <pic:pic>
+                  <pic:nvPicPr>
+                    <pic:cNvPr id="0" name="tirocinio_alessandro.jpg"/>
+                    <pic:cNvPicPr/>
+                  </pic:nvPicPr>
+                  <pic:blipFill>
+                    <a:blip r:embed="rId10"/>
+                    <a:stretch>
+                      <a:fillRect/>
+                    </a:stretch>
+                  </pic:blipFill>
+                  <pic:spPr>
+                    <a:xfrm>
+                      <a:off x="0" y="0"/>
+                      <a:ext cx="5220000" cy="5681664"/>
+                    </a:xfrm>
+                    <a:prstGeom prst="rect"/>
+                  </pic:spPr>
+                </pic:pic>
+              </a:graphicData>
+            </a:graphic>
+          </wp:inline>
+        </w:drawing>
+      </w:r>
+    </w:p>
+    <w:p>
+      <w:pPr>
+        <w:jc w:val="center"/>
+      </w:pPr>
+      <w:r>
+        <w:rPr>
+          <w:i/>
+          <w:color w:val="555555"/>
+          <w:sz w:val="18"/>
+        </w:rPr>
+        <w:t>Scheda di tirocinio - progressione sul jump-hook (U17). Esempio del gruppo.</w:t>
+      </w:r>
+    </w:p>
+    <w:p>
       <w:pPr>
         <w:pStyle w:val="Heading1"/>
       </w:pPr>
@@ -3059,7 +2083,7 @@
       </w:r>
     </w:p>
     <w:sectPr>
-      <w:footerReference w:type="default" r:id="rId10"/>
+      <w:footerReference w:type="default" r:id="rId11"/>
       <w:pgSz w:w="12240" w:h="15840"/>
       <w:pgMar w:top="1247" w:right="1304" w:bottom="1247" w:left="1304" w:header="720" w:footer="720" w:gutter="0"/>
       <w:cols w:space="720"/>

--- a/Quaderno_Tecnico_ARF_Gruppo1.docx
+++ b/Quaderno_Tecnico_ARF_Gruppo1.docx
@@ -1000,7 +1000,47 @@
         <w:pStyle w:val="ListBullet"/>
       </w:pPr>
       <w:r>
-        <w:t>Spostamento senza palla: linea continua con freccia.</w:t>
+        <w:rPr>
+          <w:b/>
+        </w:rPr>
+        <w:t xml:space="preserve">Spostamento senza palla: </w:t>
+      </w:r>
+      <w:r>
+        <w:t xml:space="preserve">linea continua con freccia.  </w:t>
+      </w:r>
+      <w:r>
+        <w:drawing>
+          <wp:inline xmlns:a="http://schemas.openxmlformats.org/drawingml/2006/main" xmlns:pic="http://schemas.openxmlformats.org/drawingml/2006/picture">
+            <wp:extent cx="645981" cy="180000"/>
+            <wp:docPr id="2" name="Picture 2"/>
+            <wp:cNvGraphicFramePr>
+              <a:graphicFrameLocks noChangeAspect="1"/>
+            </wp:cNvGraphicFramePr>
+            <a:graphic>
+              <a:graphicData uri="http://schemas.openxmlformats.org/drawingml/2006/picture">
+                <pic:pic>
+                  <pic:nvPicPr>
+                    <pic:cNvPr id="0" name="spostamento.png"/>
+                    <pic:cNvPicPr/>
+                  </pic:nvPicPr>
+                  <pic:blipFill>
+                    <a:blip r:embed="rId10"/>
+                    <a:stretch>
+                      <a:fillRect/>
+                    </a:stretch>
+                  </pic:blipFill>
+                  <pic:spPr>
+                    <a:xfrm>
+                      <a:off x="0" y="0"/>
+                      <a:ext cx="645981" cy="180000"/>
+                    </a:xfrm>
+                    <a:prstGeom prst="rect"/>
+                  </pic:spPr>
+                </pic:pic>
+              </a:graphicData>
+            </a:graphic>
+          </wp:inline>
+        </w:drawing>
       </w:r>
     </w:p>
     <w:p>
@@ -1008,7 +1048,47 @@
         <w:pStyle w:val="ListBullet"/>
       </w:pPr>
       <w:r>
-        <w:t>Palleggio: linea ondulata con freccia.</w:t>
+        <w:rPr>
+          <w:b/>
+        </w:rPr>
+        <w:t xml:space="preserve">Palleggio: </w:t>
+      </w:r>
+      <w:r>
+        <w:t xml:space="preserve">linea ondulata con freccia.  </w:t>
+      </w:r>
+      <w:r>
+        <w:drawing>
+          <wp:inline xmlns:a="http://schemas.openxmlformats.org/drawingml/2006/main" xmlns:pic="http://schemas.openxmlformats.org/drawingml/2006/picture">
+            <wp:extent cx="645981" cy="180000"/>
+            <wp:docPr id="3" name="Picture 3"/>
+            <wp:cNvGraphicFramePr>
+              <a:graphicFrameLocks noChangeAspect="1"/>
+            </wp:cNvGraphicFramePr>
+            <a:graphic>
+              <a:graphicData uri="http://schemas.openxmlformats.org/drawingml/2006/picture">
+                <pic:pic>
+                  <pic:nvPicPr>
+                    <pic:cNvPr id="0" name="palleggio.png"/>
+                    <pic:cNvPicPr/>
+                  </pic:nvPicPr>
+                  <pic:blipFill>
+                    <a:blip r:embed="rId11"/>
+                    <a:stretch>
+                      <a:fillRect/>
+                    </a:stretch>
+                  </pic:blipFill>
+                  <pic:spPr>
+                    <a:xfrm>
+                      <a:off x="0" y="0"/>
+                      <a:ext cx="645981" cy="180000"/>
+                    </a:xfrm>
+                    <a:prstGeom prst="rect"/>
+                  </pic:spPr>
+                </pic:pic>
+              </a:graphicData>
+            </a:graphic>
+          </wp:inline>
+        </w:drawing>
       </w:r>
     </w:p>
     <w:p>
@@ -1016,7 +1096,47 @@
         <w:pStyle w:val="ListBullet"/>
       </w:pPr>
       <w:r>
-        <w:t>Passaggio: linea tratteggiata con freccia; passaggio consegnato (hand-off).</w:t>
+        <w:rPr>
+          <w:b/>
+        </w:rPr>
+        <w:t xml:space="preserve">Passaggio: </w:t>
+      </w:r>
+      <w:r>
+        <w:t xml:space="preserve">linea tratteggiata con freccia.  </w:t>
+      </w:r>
+      <w:r>
+        <w:drawing>
+          <wp:inline xmlns:a="http://schemas.openxmlformats.org/drawingml/2006/main" xmlns:pic="http://schemas.openxmlformats.org/drawingml/2006/picture">
+            <wp:extent cx="645981" cy="180000"/>
+            <wp:docPr id="4" name="Picture 4"/>
+            <wp:cNvGraphicFramePr>
+              <a:graphicFrameLocks noChangeAspect="1"/>
+            </wp:cNvGraphicFramePr>
+            <a:graphic>
+              <a:graphicData uri="http://schemas.openxmlformats.org/drawingml/2006/picture">
+                <pic:pic>
+                  <pic:nvPicPr>
+                    <pic:cNvPr id="0" name="passaggio.png"/>
+                    <pic:cNvPicPr/>
+                  </pic:nvPicPr>
+                  <pic:blipFill>
+                    <a:blip r:embed="rId12"/>
+                    <a:stretch>
+                      <a:fillRect/>
+                    </a:stretch>
+                  </pic:blipFill>
+                  <pic:spPr>
+                    <a:xfrm>
+                      <a:off x="0" y="0"/>
+                      <a:ext cx="645981" cy="180000"/>
+                    </a:xfrm>
+                    <a:prstGeom prst="rect"/>
+                  </pic:spPr>
+                </pic:pic>
+              </a:graphicData>
+            </a:graphic>
+          </wp:inline>
+        </w:drawing>
       </w:r>
     </w:p>
     <w:p>
@@ -1024,7 +1144,47 @@
         <w:pStyle w:val="ListBullet"/>
       </w:pPr>
       <w:r>
-        <w:t>Tiro: linea (freccia) verso il canestro con due trattini perpendicolari sulla linea.</w:t>
+        <w:rPr>
+          <w:b/>
+        </w:rPr>
+        <w:t xml:space="preserve">Consegnato (hand-off): </w:t>
+      </w:r>
+      <w:r>
+        <w:t xml:space="preserve">passaggio a contatto: linea che termina con una barra perpendicolare.  </w:t>
+      </w:r>
+      <w:r>
+        <w:drawing>
+          <wp:inline xmlns:a="http://schemas.openxmlformats.org/drawingml/2006/main" xmlns:pic="http://schemas.openxmlformats.org/drawingml/2006/picture">
+            <wp:extent cx="645981" cy="180000"/>
+            <wp:docPr id="5" name="Picture 5"/>
+            <wp:cNvGraphicFramePr>
+              <a:graphicFrameLocks noChangeAspect="1"/>
+            </wp:cNvGraphicFramePr>
+            <a:graphic>
+              <a:graphicData uri="http://schemas.openxmlformats.org/drawingml/2006/picture">
+                <pic:pic>
+                  <pic:nvPicPr>
+                    <pic:cNvPr id="0" name="consegnato.png"/>
+                    <pic:cNvPicPr/>
+                  </pic:nvPicPr>
+                  <pic:blipFill>
+                    <a:blip r:embed="rId13"/>
+                    <a:stretch>
+                      <a:fillRect/>
+                    </a:stretch>
+                  </pic:blipFill>
+                  <pic:spPr>
+                    <a:xfrm>
+                      <a:off x="0" y="0"/>
+                      <a:ext cx="645981" cy="180000"/>
+                    </a:xfrm>
+                    <a:prstGeom prst="rect"/>
+                  </pic:spPr>
+                </pic:pic>
+              </a:graphicData>
+            </a:graphic>
+          </wp:inline>
+        </w:drawing>
       </w:r>
     </w:p>
     <w:p>
@@ -1032,7 +1192,95 @@
         <w:pStyle w:val="ListBullet"/>
       </w:pPr>
       <w:r>
-        <w:t>Blocco: linea continua che termina con una barra a T nel punto del blocco.</w:t>
+        <w:rPr>
+          <w:b/>
+        </w:rPr>
+        <w:t xml:space="preserve">Tiro: </w:t>
+      </w:r>
+      <w:r>
+        <w:t xml:space="preserve">linea (freccia) verso il canestro con due trattini perpendicolari sulla linea.  </w:t>
+      </w:r>
+      <w:r>
+        <w:drawing>
+          <wp:inline xmlns:a="http://schemas.openxmlformats.org/drawingml/2006/main" xmlns:pic="http://schemas.openxmlformats.org/drawingml/2006/picture">
+            <wp:extent cx="645981" cy="180000"/>
+            <wp:docPr id="6" name="Picture 6"/>
+            <wp:cNvGraphicFramePr>
+              <a:graphicFrameLocks noChangeAspect="1"/>
+            </wp:cNvGraphicFramePr>
+            <a:graphic>
+              <a:graphicData uri="http://schemas.openxmlformats.org/drawingml/2006/picture">
+                <pic:pic>
+                  <pic:nvPicPr>
+                    <pic:cNvPr id="0" name="tiro.png"/>
+                    <pic:cNvPicPr/>
+                  </pic:nvPicPr>
+                  <pic:blipFill>
+                    <a:blip r:embed="rId14"/>
+                    <a:stretch>
+                      <a:fillRect/>
+                    </a:stretch>
+                  </pic:blipFill>
+                  <pic:spPr>
+                    <a:xfrm>
+                      <a:off x="0" y="0"/>
+                      <a:ext cx="645981" cy="180000"/>
+                    </a:xfrm>
+                    <a:prstGeom prst="rect"/>
+                  </pic:spPr>
+                </pic:pic>
+              </a:graphicData>
+            </a:graphic>
+          </wp:inline>
+        </w:drawing>
+      </w:r>
+    </w:p>
+    <w:p>
+      <w:pPr>
+        <w:pStyle w:val="ListBullet"/>
+      </w:pPr>
+      <w:r>
+        <w:rPr>
+          <w:b/>
+        </w:rPr>
+        <w:t xml:space="preserve">Blocco: </w:t>
+      </w:r>
+      <w:r>
+        <w:t xml:space="preserve">linea continua che termina con una barra a T nel punto del blocco.  </w:t>
+      </w:r>
+      <w:r>
+        <w:drawing>
+          <wp:inline xmlns:a="http://schemas.openxmlformats.org/drawingml/2006/main" xmlns:pic="http://schemas.openxmlformats.org/drawingml/2006/picture">
+            <wp:extent cx="645981" cy="180000"/>
+            <wp:docPr id="7" name="Picture 7"/>
+            <wp:cNvGraphicFramePr>
+              <a:graphicFrameLocks noChangeAspect="1"/>
+            </wp:cNvGraphicFramePr>
+            <a:graphic>
+              <a:graphicData uri="http://schemas.openxmlformats.org/drawingml/2006/picture">
+                <pic:pic>
+                  <pic:nvPicPr>
+                    <pic:cNvPr id="0" name="blocco.png"/>
+                    <pic:cNvPicPr/>
+                  </pic:nvPicPr>
+                  <pic:blipFill>
+                    <a:blip r:embed="rId15"/>
+                    <a:stretch>
+                      <a:fillRect/>
+                    </a:stretch>
+                  </pic:blipFill>
+                  <pic:spPr>
+                    <a:xfrm>
+                      <a:off x="0" y="0"/>
+                      <a:ext cx="645981" cy="180000"/>
+                    </a:xfrm>
+                    <a:prstGeom prst="rect"/>
+                  </pic:spPr>
+                </pic:pic>
+              </a:graphicData>
+            </a:graphic>
+          </wp:inline>
+        </w:drawing>
       </w:r>
     </w:p>
     <w:p>
@@ -1053,7 +1301,47 @@
         <w:pStyle w:val="ListBullet"/>
       </w:pPr>
       <w:r>
-        <w:t>Arresto a un tempo: due trattini paralleli (i due piedi atterrano insieme).</w:t>
+        <w:rPr>
+          <w:b/>
+        </w:rPr>
+        <w:t xml:space="preserve">Arresto a un tempo: </w:t>
+      </w:r>
+      <w:r>
+        <w:t xml:space="preserve">due trattini paralleli (i due piedi atterrano insieme).  </w:t>
+      </w:r>
+      <w:r>
+        <w:drawing>
+          <wp:inline xmlns:a="http://schemas.openxmlformats.org/drawingml/2006/main" xmlns:pic="http://schemas.openxmlformats.org/drawingml/2006/picture">
+            <wp:extent cx="645981" cy="180000"/>
+            <wp:docPr id="8" name="Picture 8"/>
+            <wp:cNvGraphicFramePr>
+              <a:graphicFrameLocks noChangeAspect="1"/>
+            </wp:cNvGraphicFramePr>
+            <a:graphic>
+              <a:graphicData uri="http://schemas.openxmlformats.org/drawingml/2006/picture">
+                <pic:pic>
+                  <pic:nvPicPr>
+                    <pic:cNvPr id="0" name="arresto_un_tempo.png"/>
+                    <pic:cNvPicPr/>
+                  </pic:nvPicPr>
+                  <pic:blipFill>
+                    <a:blip r:embed="rId16"/>
+                    <a:stretch>
+                      <a:fillRect/>
+                    </a:stretch>
+                  </pic:blipFill>
+                  <pic:spPr>
+                    <a:xfrm>
+                      <a:off x="0" y="0"/>
+                      <a:ext cx="645981" cy="180000"/>
+                    </a:xfrm>
+                    <a:prstGeom prst="rect"/>
+                  </pic:spPr>
+                </pic:pic>
+              </a:graphicData>
+            </a:graphic>
+          </wp:inline>
+        </w:drawing>
       </w:r>
     </w:p>
     <w:p>
@@ -1061,7 +1349,47 @@
         <w:pStyle w:val="ListBullet"/>
       </w:pPr>
       <w:r>
-        <w:t>Arresto a due tempi: due trattini sfalsati; quello più arretrato rispetto alla direzione del giocatore indica il piede perno.</w:t>
+        <w:rPr>
+          <w:b/>
+        </w:rPr>
+        <w:t xml:space="preserve">Arresto a due tempi: </w:t>
+      </w:r>
+      <w:r>
+        <w:t xml:space="preserve">due trattini sfalsati; quello più arretrato rispetto alla direzione del giocatore indica il piede perno.  </w:t>
+      </w:r>
+      <w:r>
+        <w:drawing>
+          <wp:inline xmlns:a="http://schemas.openxmlformats.org/drawingml/2006/main" xmlns:pic="http://schemas.openxmlformats.org/drawingml/2006/picture">
+            <wp:extent cx="645981" cy="180000"/>
+            <wp:docPr id="9" name="Picture 9"/>
+            <wp:cNvGraphicFramePr>
+              <a:graphicFrameLocks noChangeAspect="1"/>
+            </wp:cNvGraphicFramePr>
+            <a:graphic>
+              <a:graphicData uri="http://schemas.openxmlformats.org/drawingml/2006/picture">
+                <pic:pic>
+                  <pic:nvPicPr>
+                    <pic:cNvPr id="0" name="arresto_due_tempi.png"/>
+                    <pic:cNvPicPr/>
+                  </pic:nvPicPr>
+                  <pic:blipFill>
+                    <a:blip r:embed="rId17"/>
+                    <a:stretch>
+                      <a:fillRect/>
+                    </a:stretch>
+                  </pic:blipFill>
+                  <pic:spPr>
+                    <a:xfrm>
+                      <a:off x="0" y="0"/>
+                      <a:ext cx="645981" cy="180000"/>
+                    </a:xfrm>
+                    <a:prstGeom prst="rect"/>
+                  </pic:spPr>
+                </pic:pic>
+              </a:graphicData>
+            </a:graphic>
+          </wp:inline>
+        </w:drawing>
       </w:r>
     </w:p>
     <w:p>
@@ -1138,7 +1466,7 @@
         <w:pStyle w:val="ListBullet"/>
       </w:pPr>
       <w:r>
-        <w:t>Spigolo (dell'area): gli angoli dell'area; lo spigolo basso coincide con il post basso/'blocco'.</w:t>
+        <w:t>Spigolo (dell'area): gli angoli dell'area sulla linea di fondo, distinti dal post basso.</w:t>
       </w:r>
     </w:p>
     <w:p>
@@ -1155,6 +1483,68 @@
       </w:pPr>
       <w:r>
         <w:t>Lunetta: il semicerchio del tiro libero.</w:t>
+      </w:r>
+    </w:p>
+    <w:p>
+      <w:pPr>
+        <w:jc w:val="center"/>
+      </w:pPr>
+      <w:r>
+        <w:drawing>
+          <wp:inline xmlns:a="http://schemas.openxmlformats.org/drawingml/2006/main" xmlns:pic="http://schemas.openxmlformats.org/drawingml/2006/picture">
+            <wp:extent cx="4320000" cy="4018415"/>
+            <wp:docPr id="10" name="Picture 10"/>
+            <wp:cNvGraphicFramePr>
+              <a:graphicFrameLocks noChangeAspect="1"/>
+            </wp:cNvGraphicFramePr>
+            <a:graphic>
+              <a:graphicData uri="http://schemas.openxmlformats.org/drawingml/2006/picture">
+                <pic:pic>
+                  <pic:nvPicPr>
+                    <pic:cNvPr id="0" name="image.png"/>
+                    <pic:cNvPicPr/>
+                  </pic:nvPicPr>
+                  <pic:blipFill>
+                    <a:blip r:embed="rId18"/>
+                    <a:stretch>
+                      <a:fillRect/>
+                    </a:stretch>
+                  </pic:blipFill>
+                  <pic:spPr>
+                    <a:xfrm>
+                      <a:off x="0" y="0"/>
+                      <a:ext cx="4320000" cy="4018415"/>
+                    </a:xfrm>
+                    <a:prstGeom prst="rect"/>
+                  </pic:spPr>
+                </pic:pic>
+              </a:graphicData>
+            </a:graphic>
+          </wp:inline>
+        </w:drawing>
+      </w:r>
+    </w:p>
+    <w:p>
+      <w:pPr>
+        <w:jc w:val="center"/>
+      </w:pPr>
+      <w:r>
+        <w:rPr>
+          <w:i/>
+          <w:color w:val="555555"/>
+          <w:sz w:val="18"/>
+        </w:rPr>
+        <w:t>Mezzo campo con i riferimenti verbali (punti del campo).</w:t>
+      </w:r>
+    </w:p>
+    <w:p>
+      <w:r>
+        <w:rPr>
+          <w:i/>
+          <w:color w:val="555555"/>
+          <w:sz w:val="19"/>
+        </w:rPr>
+        <w:t>Orientamento di riferimento: in tutto il quaderno i termini 'destra' e 'sinistra' si intendono sempre rispetto a questo orientamento del campo (visto da centrocampo, fronte a canestro).</w:t>
       </w:r>
     </w:p>
     <w:p>
@@ -1918,7 +2308,7 @@
         <w:drawing>
           <wp:inline xmlns:a="http://schemas.openxmlformats.org/drawingml/2006/main" xmlns:pic="http://schemas.openxmlformats.org/drawingml/2006/picture">
             <wp:extent cx="5220000" cy="5681664"/>
-            <wp:docPr id="2" name="Picture 2"/>
+            <wp:docPr id="11" name="Picture 11"/>
             <wp:cNvGraphicFramePr>
               <a:graphicFrameLocks noChangeAspect="1"/>
             </wp:cNvGraphicFramePr>
@@ -1930,7 +2320,7 @@
                     <pic:cNvPicPr/>
                   </pic:nvPicPr>
                   <pic:blipFill>
-                    <a:blip r:embed="rId10"/>
+                    <a:blip r:embed="rId19"/>
                     <a:stretch>
                       <a:fillRect/>
                     </a:stretch>
@@ -2083,7 +2473,7 @@
       </w:r>
     </w:p>
     <w:sectPr>
-      <w:footerReference w:type="default" r:id="rId11"/>
+      <w:footerReference w:type="default" r:id="rId20"/>
       <w:pgSz w:w="12240" w:h="15840"/>
       <w:pgMar w:top="1247" w:right="1304" w:bottom="1247" w:left="1304" w:header="720" w:footer="720" w:gutter="0"/>
       <w:cols w:space="720"/>

--- a/Quaderno_Tecnico_ARF_Gruppo1.docx
+++ b/Quaderno_Tecnico_ARF_Gruppo1.docx
@@ -1921,7 +1921,7 @@
     </w:p>
     <w:p>
       <w:r>
-        <w:t>Quattro conclusioni in secondo tempo vicino a canestro. In tutti e quattro i casi l'atleta arriva in movimento ed esegue un arresto ad un tempo, fermandosi in posizione fondamentale; da quella base sviluppa la conclusione. Sono organizzate in due coppie di posizioni.</w:t>
+        <w:t>Quattro conclusioni in secondo tempo vicino a canestro. A differenza del terzo tempo (due appoggi), il secondo tempo stacca su un solo appoggio: in tutti e quattro i casi l'atleta arriva in movimento ed esegue un arresto ad un tempo (i due piedi a terra insieme), fermandosi in posizione fondamentale; da quella base, con un'unica spinta verticale, sviluppa la conclusione. Sono organizzate in due coppie di posizioni.</w:t>
       </w:r>
     </w:p>
     <w:p>
@@ -1945,7 +1945,7 @@
         <w:pStyle w:val="ListBullet2"/>
       </w:pPr>
       <w:r>
-        <w:t>I passi: il primo appoggio (piede perno dinamico) lancia il movimento; il secondo passo (omologo o incrociato) guadagna spazio verso la linea di fondo.</w:t>
+        <w:t>Appoggio: dall'arresto ad un tempo, l'unico appoggio lancia il movimento guadagnando spazio verso la linea di fondo.</w:t>
       </w:r>
     </w:p>
     <w:p>
@@ -1953,7 +1953,7 @@
         <w:pStyle w:val="ListBullet2"/>
       </w:pPr>
       <w:r>
-        <w:t>Tiro: stacco dal secondo piede e appoggio diretto al tabellone con la mano destra.</w:t>
+        <w:t>Tiro: stacco dall'appoggio e appoggio diretto al tabellone con la mano destra.</w:t>
       </w:r>
     </w:p>
     <w:p>
@@ -1969,7 +1969,7 @@
         <w:pStyle w:val="ListBullet2"/>
       </w:pPr>
       <w:r>
-        <w:t>I passi: il primo passo pianta il corpo nell'area; il secondo passo (omologo o incrociato) taglia la strada al difensore muovendosi verso il ferro.</w:t>
+        <w:t>Appoggio: dall'unico appoggio si pianta il corpo nell'area tagliando la strada al difensore, muovendosi verso il ferro.</w:t>
       </w:r>
     </w:p>
     <w:p>
@@ -1977,7 +1977,7 @@
         <w:pStyle w:val="ListBullet2"/>
       </w:pPr>
       <w:r>
-        <w:t>Tiro: elevazione dal secondo piede e rilascio morbido a canestro con la mano sinistra, per proteggere la palla.</w:t>
+        <w:t>Tiro: elevazione dall'appoggio e rilascio morbido a canestro con la mano sinistra, per proteggere la palla.</w:t>
       </w:r>
     </w:p>
     <w:p>
@@ -2001,7 +2001,7 @@
         <w:pStyle w:val="ListBullet2"/>
       </w:pPr>
       <w:r>
-        <w:t>I passi: il primo appoggio avviene sotto il ferro; il secondo passo (omologo o incrociato) spinge il corpo verso l'ala sinistra, superando l'anello del canestro.</w:t>
+        <w:t>Appoggio: l'unico appoggio avviene sotto il ferro e spinge il corpo verso l'ala sinistra, superando l'anello del canestro.</w:t>
       </w:r>
     </w:p>
     <w:p>
@@ -2025,7 +2025,7 @@
         <w:pStyle w:val="ListBullet2"/>
       </w:pPr>
       <w:r>
-        <w:t>I passi: i due appoggi in corsa (primo passo di reazione, secondo passo omologo o incrociato per darsi lo slancio verticale).</w:t>
+        <w:t>Appoggio: unico appoggio in corsa (passo di reazione) che dà lo slancio verticale.</w:t>
       </w:r>
     </w:p>
     <w:p>

--- a/Quaderno_Tecnico_ARF_Gruppo1.docx
+++ b/Quaderno_Tecnico_ARF_Gruppo1.docx
@@ -365,6 +365,14 @@
         <w:rPr>
           <w:color w:val="1B2A4A"/>
         </w:rPr>
+        <w:t>Glossario essenziale</w:t>
+      </w:r>
+    </w:p>
+    <w:p>
+      <w:r>
+        <w:rPr>
+          <w:color w:val="1B2A4A"/>
+        </w:rPr>
         <w:t>Bibliografia</w:t>
       </w:r>
     </w:p>
@@ -459,7 +467,7 @@
         <w:pStyle w:val="ListBullet"/>
       </w:pPr>
       <w:r>
-        <w:t>Qualifica temporanea: entro ~2 anni va conseguito l'Allenatore Regionale; durante l'anno incontri di esercitazione e arbitraggi (min. 5) per la capacità di osservazione.</w:t>
+        <w:t>Qualifica temporanea: entro ~2 anni va conseguito l'Allenatore Regionale; durante l'anno incontri di esercitazione e arbitraggi (indicativamente 5) per la capacità di osservazione.</w:t>
       </w:r>
     </w:p>
     <w:p>
@@ -467,7 +475,7 @@
         <w:pStyle w:val="ListBullet"/>
       </w:pPr>
       <w:r>
-        <w:t>Livelli successivi: l'Allenatore Regionale può operare anche in Eccellenza e nelle Final Four; il corso Allenatore (residenziale) abilita fino alla B2 nazionale; l'Allenatore Nazionale è anche responsabile tecnico del settore giovanile.</w:t>
+        <w:t>Livelli successivi: l'Allenatore Regionale può operare anche in Eccellenza e nelle Final Four; il corso Allenatore (residenziale) abilita fino alla B2 nazionale; il livello più alto è l'Allenatore Nazionale o responsabile tecnico del settore giovanile.</w:t>
       </w:r>
     </w:p>
     <w:p>
@@ -858,6 +866,11 @@
       </w:pPr>
       <w:r>
         <w:t>Saper valutare: competenze tecnico-tattiche, clima emotivo, potenziale.</w:t>
+      </w:r>
+    </w:p>
+    <w:p>
+      <w:r>
+        <w:t>Il ruolo dell'assistente: è l'intermediario fra capo allenatore, ragazzi e società - lealtà, supporto e gestione della relazione; nei momenti difficili i ragazzi guardano come reagisce lo staff.</w:t>
       </w:r>
     </w:p>
     <w:p>
@@ -1150,7 +1163,7 @@
         <w:t xml:space="preserve">Consegnato (hand-off): </w:t>
       </w:r>
       <w:r>
-        <w:t xml:space="preserve">passaggio a contatto: linea che termina con una barra perpendicolare.  </w:t>
+        <w:t xml:space="preserve">passaggio a contatto: tre trattini '|||' sulla linea.  </w:t>
       </w:r>
       <w:r>
         <w:drawing>
@@ -1426,7 +1439,7 @@
         <w:pStyle w:val="ListBullet"/>
       </w:pPr>
       <w:r>
-        <w:t>Guardia: ai due lati della punta, oltre l'arco, circa a 45° (sul prolungamento del gomito).</w:t>
+        <w:t>Guardia: ai due lati della punta, oltre l'arco, fra punta e ala (sul prolungamento del gomito).</w:t>
       </w:r>
     </w:p>
     <w:p>
@@ -1921,7 +1934,7 @@
     </w:p>
     <w:p>
       <w:r>
-        <w:t>Quattro conclusioni in secondo tempo vicino a canestro. A differenza del terzo tempo (due appoggi), il secondo tempo stacca su un solo appoggio: in tutti e quattro i casi l'atleta arriva in movimento ed esegue un arresto ad un tempo (i due piedi a terra insieme), fermandosi in posizione fondamentale; da quella base, con un'unica spinta verticale, sviluppa la conclusione. Sono organizzate in due coppie di posizioni.</w:t>
+        <w:t>Quattro conclusioni in secondo tempo vicino a canestro, proposte come esercizio per allenare il gesto. A differenza del terzo tempo (due appoggi), il secondo tempo stacca su un solo appoggio. Impostazione dell'esercizio: l'atleta arriva in movimento, esegue un arresto ad un tempo e si ferma in posizione fondamentale; da quella base prende un solo passo d'appoggio, dal quale stacca e sviluppa la conclusione. Variante analoga: autopassaggio -&gt; passo (unico appoggio) -&gt; conclusione. Le conclusioni sono organizzate in due coppie di posizioni.</w:t>
       </w:r>
     </w:p>
     <w:p>
@@ -1945,7 +1958,7 @@
         <w:pStyle w:val="ListBullet2"/>
       </w:pPr>
       <w:r>
-        <w:t>Appoggio: dall'arresto ad un tempo, l'unico appoggio lancia il movimento guadagnando spazio verso la linea di fondo.</w:t>
+        <w:t>Appoggio: dalla posizione fondamentale, il passo d'appoggio lancia il movimento guadagnando spazio verso la linea di fondo.</w:t>
       </w:r>
     </w:p>
     <w:p>
@@ -1969,7 +1982,7 @@
         <w:pStyle w:val="ListBullet2"/>
       </w:pPr>
       <w:r>
-        <w:t>Appoggio: dall'unico appoggio si pianta il corpo nell'area tagliando la strada al difensore, muovendosi verso il ferro.</w:t>
+        <w:t>Appoggio: col passo d'appoggio si pianta il corpo nell'area tagliando la strada al difensore, muovendosi verso il ferro.</w:t>
       </w:r>
     </w:p>
     <w:p>
@@ -1985,7 +1998,7 @@
         <w:rPr>
           <w:b/>
         </w:rPr>
-        <w:t>Seconda coppia di posizioni (sotto canestro)</w:t>
+        <w:t>Seconda coppia di posizioni (sotto canestro e lato sinistro)</w:t>
       </w:r>
     </w:p>
     <w:p>
@@ -2001,7 +2014,7 @@
         <w:pStyle w:val="ListBullet2"/>
       </w:pPr>
       <w:r>
-        <w:t>Appoggio: l'unico appoggio avviene sotto il ferro e spinge il corpo verso l'ala sinistra, superando l'anello del canestro.</w:t>
+        <w:t>Appoggio: il passo d'appoggio avviene sotto il ferro e spinge il corpo verso l'ala sinistra, superando l'anello del canestro.</w:t>
       </w:r>
     </w:p>
     <w:p>
@@ -2025,7 +2038,7 @@
         <w:pStyle w:val="ListBullet2"/>
       </w:pPr>
       <w:r>
-        <w:t>Appoggio: unico appoggio in corsa (passo di reazione) che dà lo slancio verticale.</w:t>
+        <w:t>Appoggio: il passo d'appoggio (passo di reazione) dà lo slancio verticale.</w:t>
       </w:r>
     </w:p>
     <w:p>
@@ -2066,6 +2079,30 @@
       </w:pPr>
       <w:r>
         <w:t>Errori -&gt; correzioni: palla portata sul lato (squilibrio) -&gt; tenerla ferma sul lato opposto al difensore; poca rotazione / perdita di controllo -&gt; completare la frustata e accompagnare con la mano guida fino al rilascio.</w:t>
+      </w:r>
+    </w:p>
+    <w:p>
+      <w:pPr>
+        <w:pStyle w:val="Heading2"/>
+      </w:pPr>
+      <w:r>
+        <w:t>Step-back (separazione)</w:t>
+      </w:r>
+    </w:p>
+    <w:p>
+      <w:pPr>
+        <w:pStyle w:val="ListBullet"/>
+      </w:pPr>
+      <w:r>
+        <w:t>Tecnica: dal palleggio (tipicamente un palleggio incrociato), salto all'indietro o laterale per creare separazione dal difensore, ritrovando l'equilibrio in posizione di tiro; la meccanica del tiro resta quella del tiro in sospensione.</w:t>
+      </w:r>
+    </w:p>
+    <w:p>
+      <w:pPr>
+        <w:pStyle w:val="ListBullet"/>
+      </w:pPr>
+      <w:r>
+        <w:t>Tattica: creare spazio quando il difensore chiude la linea di penetrazione o resta a contatto.</w:t>
       </w:r>
     </w:p>
     <w:p>
@@ -2126,7 +2163,7 @@
         <w:pStyle w:val="ListBullet"/>
       </w:pPr>
       <w:r>
-        <w:t>Tiro in corsa: auto-passaggio sullo spigolo dell'area, corsa a riprendere la palla (presa a T) e conclusione in terzo/secondo tempo.</w:t>
+        <w:t>Tiro in corsa: autopassaggio sullo spigolo dell'area, corsa a riprendere la palla (presa a T) e conclusione in terzo/secondo tempo.</w:t>
       </w:r>
     </w:p>
     <w:p>
@@ -2297,7 +2334,7 @@
     </w:p>
     <w:p>
       <w:r>
-        <w:t>A titolo di esempio si riporta la scheda di progressione didattica usata da Alessandro Carloni per il tirocinio sul jump-hook: obiettivo, descrizione degli esercizi e diagrammi di campo. La progressione va (1) dalla posizione fondamentale spalle a canestro, con presa a due mani e salita della mano di tiro sotto il pallone, palla lontana dal difensore e frustata finale del polso; (2) alla stessa azione con disturbo del difensore, senza esporre la palla e mantenendo l'equilibrio durante la salita; (3) fino all'1c1 agonistico con la difesa che manda verso il centro, curando la posizione dei piedi e l'assorbimento del contatto.</w:t>
+        <w:t>A titolo di esempio si riporta la scheda di progressione didattica usata da Alessandro Carloni per il tirocinio sul jump-hook: obiettivo, descrizione degli esercizi e diagrammi di campo. La progressione va (1) dalla posizione fondamentale con le spalle perpendicolari al canestro, con presa a due mani e salita della mano di tiro sotto il pallone, palla lontana dal difensore e frustata finale del polso; (2) alla stessa azione con disturbo del difensore, senza esporre la palla e mantenendo l'equilibrio durante la salita; (3) fino all'1c1 agonistico con la difesa che manda verso il centro, curando la posizione dei piedi e l'assorbimento del contatto.</w:t>
       </w:r>
     </w:p>
     <w:p>
@@ -2469,7 +2506,7 @@
         <w:pStyle w:val="ListBullet"/>
       </w:pPr>
       <w:r>
-        <w:t>Collana “Basket Collection”, Calzetti &amp; Mariucci.</w:t>
+        <w:t>Collana 'Basket Collection', Calzetti &amp; Mariucci.</w:t>
       </w:r>
     </w:p>
     <w:sectPr>

--- a/Quaderno_Tecnico_ARF_Gruppo1.docx
+++ b/Quaderno_Tecnico_ARF_Gruppo1.docx
@@ -323,6 +323,14 @@
     <w:p>
       <w:r>
         <w:rPr>
+          <w:color w:val="1B2A4A"/>
+        </w:rPr>
+        <w:t>Premessa</w:t>
+      </w:r>
+    </w:p>
+    <w:p>
+      <w:r>
+        <w:rPr>
           <w:b/>
           <w:color w:val="15489C"/>
         </w:rPr>
@@ -333,7 +341,7 @@
           <w:b/>
           <w:color w:val="15489C"/>
         </w:rPr>
-        <w:t xml:space="preserve">  (Gruppo 1)</w:t>
+        <w:t xml:space="preserve">  [Gruppo 1]</w:t>
       </w:r>
     </w:p>
     <w:p>
@@ -349,7 +357,7 @@
           <w:b/>
           <w:color w:val="15489C"/>
         </w:rPr>
-        <w:t xml:space="preserve">  (Gruppo 1)</w:t>
+        <w:t xml:space="preserve">  [Gruppo 1]</w:t>
       </w:r>
     </w:p>
     <w:p>
@@ -580,7 +588,7 @@
         <w:pStyle w:val="ListBullet"/>
       </w:pPr>
       <w:r>
-        <w:t>Equilibrio, combinazione motoria, orientamento, differenziazione spazio-temporale, anticipazione, fantasia.</w:t>
+        <w:t>Le sei capacità già elencate sopra (equilibrio, combinazione motoria, orientamento, differenziazione spazio-temporale, anticipazione, fantasia), lette come strumenti del gesto.</w:t>
       </w:r>
     </w:p>
     <w:p>
@@ -662,7 +670,7 @@
         <w:pStyle w:val="ListBullet"/>
       </w:pPr>
       <w:r>
-        <w:t>Tre contrazioni: isometrica (tenuta), concentrica (spinta) ed eccentrica (fase negativa: ci si contrae mentre si distende).</w:t>
+        <w:t>Tre contrazioni: isometrica (tenuta), concentrica (spinta) ed eccentrica (fase negativa: il muscolo si contrae mentre si allunga).</w:t>
       </w:r>
     </w:p>
     <w:p>
@@ -992,7 +1000,7 @@
         <w:pStyle w:val="ListBullet"/>
       </w:pPr>
       <w:r>
-        <w:t>Giocatore con palla - più modi equivalenti: (a) una X dentro il cerchio del giocatore; (b) un pallino più piccolo sul perimetro del cerchio (la 'palla' al margine); (c) usando i numeri, si assume che la palla la abbia il playmaker (1).</w:t>
+        <w:t>Giocatore con palla - più modi equivalenti: (a) una X dentro il cerchio del giocatore; (b) un pallino più piccolo sul perimetro del cerchio (la 'palla' al margine); (c) usando i numeri, si assume che la palla l'abbia il playmaker (1).</w:t>
       </w:r>
     </w:p>
     <w:p>
@@ -1737,7 +1745,7 @@
         <w:pStyle w:val="ListBullet"/>
       </w:pPr>
       <w:r>
-        <w:t>Tecnica: applica le tre fasi (allineamento ~90° a polso, gomito e spalla); serve soprattutto come base didattica per insegnare il tiro e, in gara, per il tiro libero. Sequenza: prima alzo la palla, poi piego le gambe (peso sull'avampiede), piego e distendo (forza esplosiva elastica) senza interrompere il movimento.</w:t>
+        <w:t>Tecnica: applica le tre fasi (allineamento ~90° a polso, gomito e spalla); serve soprattutto come base didattica per insegnare il tiro e, in gara, per il tiro libero. Sequenza (cue del docente): 'prima alzo la palla, poi piego le gambe' (peso sull'avampiede), si piega e si distende (forza esplosiva elastica) senza interrompere il movimento.</w:t>
       </w:r>
     </w:p>
     <w:p>
@@ -1769,7 +1777,7 @@
         <w:pStyle w:val="ListBullet"/>
       </w:pPr>
       <w:r>
-        <w:t>Tecnica: come il tiro da fermo, ma il rilascio avviene mentre ci si eleva (movimento veloce verso il basso -&gt; salgo col bacino -&gt; salto -&gt; tiro), stabilizzando prima il lavoro delle gambe e poi quello delle braccia.</w:t>
+        <w:t>Tecnica: come il tiro da fermo, ma il rilascio avviene mentre ci si eleva (sequenza: movimento veloce verso il basso -&gt; si sale col bacino -&gt; salto -&gt; tiro), stabilizzando prima il lavoro delle gambe e poi quello delle braccia.</w:t>
       </w:r>
     </w:p>
     <w:p>
@@ -1873,7 +1881,7 @@
         <w:pStyle w:val="ListBullet"/>
       </w:pPr>
       <w:r>
-        <w:t>Tattica: tiro su ricezione da smarcato, in presenza di spazio e tempo sul difensore (molto usato nel gioco moderno); curare l'angolo (45° rispetto a frontale/diretto a canestro cambia la preparazione, con esercizi dedicati per angolo).</w:t>
+        <w:t>Tattica: tiro su ricezione da smarcato, in presenza di spazio e tempo sul difensore (molto usato nel gioco moderno); curare l'angolo di ricezione: ricevere a 45° o frontale a canestro cambia la preparazione (esercizi dedicati per ogni angolo).</w:t>
       </w:r>
     </w:p>
     <w:p>
@@ -1934,7 +1942,7 @@
     </w:p>
     <w:p>
       <w:r>
-        <w:t>Quattro conclusioni in secondo tempo vicino a canestro, proposte come esercizio per allenare il gesto. A differenza del terzo tempo (due appoggi), il secondo tempo stacca su un solo appoggio. Impostazione dell'esercizio: l'atleta arriva in movimento, esegue un arresto ad un tempo e si ferma in posizione fondamentale; da quella base prende un solo passo d'appoggio, dal quale stacca e sviluppa la conclusione. Variante analoga: autopassaggio -&gt; passo (unico appoggio) -&gt; conclusione. Le conclusioni sono organizzate in due coppie di posizioni.</w:t>
+        <w:t>Quattro conclusioni in secondo tempo vicino a canestro, proposte come esercizio per allenare il gesto. A differenza del terzo tempo (due appoggi), il secondo tempo stacca su un solo appoggio. Impostazione dell'esercizio: l'atleta arriva in movimento, esegue un arresto a un tempo e si ferma in posizione fondamentale; da quella base prende un solo passo d'appoggio, dal quale stacca e sviluppa la conclusione. Variante analoga: autopassaggio -&gt; passo (unico appoggio) -&gt; conclusione. Le conclusioni sono organizzate in due coppie di posizioni.</w:t>
       </w:r>
     </w:p>
     <w:p>
@@ -2078,7 +2086,7 @@
         <w:pStyle w:val="ListBullet"/>
       </w:pPr>
       <w:r>
-        <w:t>Errori -&gt; correzioni: palla portata sul lato (squilibrio) -&gt; tenerla ferma sul lato opposto al difensore; poca rotazione / perdita di controllo -&gt; completare la frustata e accompagnare con la mano guida fino al rilascio.</w:t>
+        <w:t>Errori -&gt; correzioni: palla che oscilla o si espone verso il difensore (squilibrio) -&gt; tenerla ferma sul lato opposto al difensore; poca rotazione / perdita di controllo -&gt; completare la frustata e accompagnare con la mano guida fino al rilascio.</w:t>
       </w:r>
     </w:p>
     <w:p>
@@ -2094,7 +2102,7 @@
         <w:pStyle w:val="ListBullet"/>
       </w:pPr>
       <w:r>
-        <w:t>Tecnica: dal palleggio (tipicamente un palleggio incrociato), salto all'indietro o laterale per creare separazione dal difensore, ritrovando l'equilibrio in posizione di tiro; la meccanica del tiro resta quella del tiro in sospensione.</w:t>
+        <w:t>Tecnica: dal palleggio (tipicamente un palleggio incrociato), salto all'indietro (step back) o passo laterale (side step) per creare separazione dal difensore, ritrovando l'equilibrio in posizione di tiro; la meccanica del tiro resta quella del tiro in sospensione.</w:t>
       </w:r>
     </w:p>
     <w:p>
@@ -2102,7 +2110,7 @@
         <w:pStyle w:val="ListBullet"/>
       </w:pPr>
       <w:r>
-        <w:t>Tattica: creare spazio quando il difensore chiude la linea di penetrazione o resta a contatto.</w:t>
+        <w:t>Tattica: creare spazio quando il difensore chiude la linea di penetrazione, per non farsi contestare il tiro.</w:t>
       </w:r>
     </w:p>
     <w:p>
@@ -2171,7 +2179,7 @@
         <w:pStyle w:val="ListBullet"/>
       </w:pPr>
       <w:r>
-        <w:t>Semigancio - Mikan drill (e versione rovesciata): passo e semigancio alternando i lati sotto canestro; incrocio e spinta del piede con rullata, ginocchio dell'arto che non spinge verso il canestro, distensione e frustata finale, protezione della palla con la mano libera.</w:t>
+        <w:t>Semigancio - Mikan drill (e versione rovesciata): passo e semigancio alternando i lati sotto canestro; incrocio e spinta del piede con rullata, ginocchio dell'arto libero (quello che non spinge) portato verso il canestro, distensione e frustata finale, protezione della palla con la mano libera.</w:t>
       </w:r>
     </w:p>
     <w:p>
@@ -2220,6 +2228,11 @@
       </w:pPr>
       <w:r>
         <w:t>La scelta del tiro viene prima della tecnica: la guida il bene della squadra (se un compagno libero è meglio piazzato, tira lui). Si distinguono tiri costruiti (rapidità, gesto noto) e tiri improvvisati (agilità, reazione).</w:t>
+      </w:r>
+    </w:p>
+    <w:p>
+      <w:r>
+        <w:br w:type="page"/>
       </w:r>
     </w:p>
     <w:p>
@@ -2334,7 +2347,7 @@
     </w:p>
     <w:p>
       <w:r>
-        <w:t>A titolo di esempio si riporta la scheda di progressione didattica usata da Alessandro Carloni per il tirocinio sul jump-hook: obiettivo, descrizione degli esercizi e diagrammi di campo. La progressione va (1) dalla posizione fondamentale con le spalle perpendicolari al canestro, con presa a due mani e salita della mano di tiro sotto il pallone, palla lontana dal difensore e frustata finale del polso; (2) alla stessa azione con disturbo del difensore, senza esporre la palla e mantenendo l'equilibrio durante la salita; (3) fino all'1c1 agonistico con la difesa che manda verso il centro, curando la posizione dei piedi e l'assorbimento del contatto.</w:t>
+        <w:t>A titolo di esempio si riporta la scheda di progressione didattica usata da Alessandro Carloni per il tirocinio sul jump-hook: obiettivo, descrizione degli esercizi e diagrammi di campo. La progressione va (1) dalla posizione fondamentale con le spalle perpendicolari al canestro, con presa a due mani e salita della mano di tiro sotto il pallone, palla lontana dal difensore e frustata finale del polso; (2) alla stessa azione con disturbo del difensore, senza esporre la palla e mantenendo l'equilibrio durante la salita; (3) fino all'1vs1 agonistico con la difesa che manda verso il centro, curando la posizione dei piedi e l'assorbimento del contatto.</w:t>
       </w:r>
     </w:p>
     <w:p>
@@ -2390,6 +2403,11 @@
       </w:r>
     </w:p>
     <w:p>
+      <w:r>
+        <w:br w:type="page"/>
+      </w:r>
+    </w:p>
+    <w:p>
       <w:pPr>
         <w:pStyle w:val="Heading1"/>
       </w:pPr>
@@ -2466,7 +2484,7 @@
         <w:pStyle w:val="ListBullet"/>
       </w:pPr>
       <w:r>
-        <w:t>Frustata: l'azione finale di polso e dita che imprime velocità e rotazione a passaggio e tiro.</w:t>
+        <w:t>Frustata: l'azione finale di polso e dita che imprime velocità e rotazione a passaggio, palleggio e tiro.</w:t>
       </w:r>
     </w:p>
     <w:p>
@@ -2475,6 +2493,11 @@
       </w:pPr>
       <w:r>
         <w:t>Cue didattico: indicazione o immagine d'aiuto per far eseguire correttamente il gesto.</w:t>
+      </w:r>
+    </w:p>
+    <w:p>
+      <w:r>
+        <w:br w:type="page"/>
       </w:r>
     </w:p>
     <w:p>

--- a/Quaderno_Tecnico_ARF_Gruppo1.docx
+++ b/Quaderno_Tecnico_ARF_Gruppo1.docx
@@ -2469,6 +2469,30 @@
       </w:pPr>
       <w:r>
         <w:t>Anticipo: posizione difensiva sulla linea di passaggio per impedire la ricezione.</w:t>
+      </w:r>
+    </w:p>
+    <w:p>
+      <w:pPr>
+        <w:pStyle w:val="ListBullet"/>
+      </w:pPr>
+      <w:r>
+        <w:t>Aiuto difensivo: azione individuale del difensore che lascia il proprio uomo per chiudere la linea di penetrazione di un attaccante che ha battuto il compagno; arriva dal lato debole, almeno all'altezza del semicerchio no-sfondamento, preceduto dalla chiamata 'aiuto!'. Per l'attacco, costringere all'aiuto = prendere vantaggio (sovrannumero).</w:t>
+      </w:r>
+    </w:p>
+    <w:p>
+      <w:pPr>
+        <w:pStyle w:val="ListBullet"/>
+      </w:pPr>
+      <w:r>
+        <w:t>Rotazione difensiva: la catena di riposizionamenti innescata dall'aiuto - gli altri difensori si scambiano gli assegnamenti per coprire l'uomo lasciato libero da chi ha aiutato (chiamata: 'ruota!'); è collettiva e viene dopo l'aiuto. Da non confondere col cambio difensivo (scambio concordato sul blocco).</w:t>
+      </w:r>
+    </w:p>
+    <w:p>
+      <w:pPr>
+        <w:pStyle w:val="ListBullet"/>
+      </w:pPr>
+      <w:r>
+        <w:t>Collaborazione: (1) come postulato (autonomia/collaborazione), condividere una visione comune anche sacrificando la propria per l'unità della squadra; (2) come categoria tecnica, azione coordinata fra due o più compagni - in attacco semplici (senza blocchi) o complesse (con blocchi); in difesa aiuti e rotazioni.</w:t>
       </w:r>
     </w:p>
     <w:p>

--- a/Quaderno_Tecnico_ARF_Gruppo1.docx
+++ b/Quaderno_Tecnico_ARF_Gruppo1.docx
@@ -2436,7 +2436,7 @@
         <w:pStyle w:val="ListBullet"/>
       </w:pPr>
       <w:r>
-        <w:t>Posizione fondamentale: postura bassa ed equilibrata da cui partire per qualsiasi movimento.</w:t>
+        <w:t>Vantaggio: (1) tattico - il guadagno di spazio/tempo che si prende, si mantiene e si concretizza (PV/MV/CV); (2) arbitrale - il criterio del fischio paziente: si sanziona il contatto o la violazione che creano un vantaggio/danno, si lascia correre il resto.</w:t>
       </w:r>
     </w:p>
     <w:p>
@@ -2444,7 +2444,7 @@
         <w:pStyle w:val="ListBullet"/>
       </w:pPr>
       <w:r>
-        <w:t>Piede perno: il piede che resta a terra, attorno a cui si ruota (giri, partenze).</w:t>
+        <w:t>Equilibrio: (1) come postulato - la condizione che permette a giocatore e squadra di esprimersi (più è alto, più letture complesse sono possibili); (2) fisico - la stabilità del corpo (posizione fondamentale, arresti, volo e ricaduta nel tiro).</w:t>
       </w:r>
     </w:p>
     <w:p>
@@ -2452,7 +2452,7 @@
         <w:pStyle w:val="ListBullet"/>
       </w:pPr>
       <w:r>
-        <w:t>Spaziatura: la corretta occupazione degli spazi del campo da parte dei giocatori.</w:t>
+        <w:t>Posizione fondamentale: postura bassa ed equilibrata da cui partire per qualsiasi movimento; si declina in tre forme - d'attacco senza palla, con palla (triplice minaccia: tirare, passare, partire in palleggio), difensiva (piedi più larghi, baricentro più basso).</w:t>
       </w:r>
     </w:p>
     <w:p>
@@ -2460,7 +2460,7 @@
         <w:pStyle w:val="ListBullet"/>
       </w:pPr>
       <w:r>
-        <w:t>Sovrannumero: situazione in cui l'attacco ha più giocatori della difesa in una zona (es. 2vs1).</w:t>
+        <w:t>Piede perno: il piede che resta a terra, attorno a cui si ruota (giri, partenze); nell'arresto a due tempi è il primo piede che tocca terra (non si sceglie); senza palla il piede perno non esiste. Per estensione, nella virata in palleggio la mano fa da 'perno': prima frena la palla, poi la spinge.</w:t>
       </w:r>
     </w:p>
     <w:p>
@@ -2468,7 +2468,7 @@
         <w:pStyle w:val="ListBullet"/>
       </w:pPr>
       <w:r>
-        <w:t>Anticipo: posizione difensiva sulla linea di passaggio per impedire la ricezione.</w:t>
+        <w:t>Spaziatura: la corretta occupazione degli spazi del campo da parte dei giocatori.</w:t>
       </w:r>
     </w:p>
     <w:p>
@@ -2476,7 +2476,7 @@
         <w:pStyle w:val="ListBullet"/>
       </w:pPr>
       <w:r>
-        <w:t>Aiuto difensivo: azione individuale del difensore che lascia il proprio uomo per chiudere la linea di penetrazione di un attaccante che ha battuto il compagno; arriva dal lato debole, almeno all'altezza del semicerchio no-sfondamento, preceduto dalla chiamata 'aiuto!'. Per l'attacco, costringere all'aiuto = prendere vantaggio (sovrannumero).</w:t>
+        <w:t>Sovrannumero: situazione in cui l'attacco ha più giocatori della difesa in una zona (es. 2vs1).</w:t>
       </w:r>
     </w:p>
     <w:p>
@@ -2484,7 +2484,7 @@
         <w:pStyle w:val="ListBullet"/>
       </w:pPr>
       <w:r>
-        <w:t>Rotazione difensiva: la catena di riposizionamenti innescata dall'aiuto - gli altri difensori si scambiano gli assegnamenti per coprire l'uomo lasciato libero da chi ha aiutato (chiamata: 'ruota!'); è collettiva e viene dopo l'aiuto. Da non confondere col cambio difensivo (scambio concordato sul blocco).</w:t>
+        <w:t>Anticipo: posizione difensiva sulla linea di passaggio per impedire la ricezione.</w:t>
       </w:r>
     </w:p>
     <w:p>
@@ -2492,7 +2492,7 @@
         <w:pStyle w:val="ListBullet"/>
       </w:pPr>
       <w:r>
-        <w:t>Collaborazione: (1) come postulato (autonomia/collaborazione), condividere una visione comune anche sacrificando la propria per l'unità della squadra; (2) come categoria tecnica, azione coordinata fra due o più compagni - in attacco semplici (senza blocchi) o complesse (con blocchi); in difesa aiuti e rotazioni.</w:t>
+        <w:t>Aiuto difensivo: azione individuale del difensore che lascia il proprio uomo per chiudere la linea di penetrazione di un attaccante che ha battuto il compagno; arriva dal lato debole, almeno all'altezza del semicerchio no-sfondamento, preceduto dalla chiamata 'aiuto!'. Per l'attacco, costringere all'aiuto = prendere vantaggio (sovrannumero).</w:t>
       </w:r>
     </w:p>
     <w:p>
@@ -2500,7 +2500,87 @@
         <w:pStyle w:val="ListBullet"/>
       </w:pPr>
       <w:r>
-        <w:t>Tagliafuori: conquistare la posizione fra avversario e canestro (offensivo o difensivo).</w:t>
+        <w:t>Rotazione difensiva: la catena di riposizionamenti innescata dall'aiuto - gli altri difensori si scambiano gli assegnamenti per coprire l'uomo lasciato libero da chi ha aiutato (chiamata: 'ruota!'); è collettiva e viene dopo l'aiuto. Da non confondere col cambio difensivo (scambio concordato sul blocco).</w:t>
+      </w:r>
+    </w:p>
+    <w:p>
+      <w:pPr>
+        <w:pStyle w:val="ListBullet"/>
+      </w:pPr>
+      <w:r>
+        <w:t>Collaborazione: (1) come postulato (autonomia/collaborazione), condividere una visione comune anche sacrificando la propria per l'unità della squadra; (2) come categoria tecnica, azione coordinata fra due o più compagni - in attacco semplici (senza blocchi) o complesse (con blocchi); in difesa aiuti e rotazioni.</w:t>
+      </w:r>
+    </w:p>
+    <w:p>
+      <w:pPr>
+        <w:pStyle w:val="ListBullet"/>
+      </w:pPr>
+      <w:r>
+        <w:t>Aiuto e recupero: copertura in cui LO STESSO difensore aiuta sulla palla e poi torna sul proprio uomo (es. show/hedge sul pick and roll) - diversa dalla rotazione, dove i difensori si scambiano gli uomini.</w:t>
+      </w:r>
+    </w:p>
+    <w:p>
+      <w:pPr>
+        <w:pStyle w:val="ListBullet"/>
+      </w:pPr>
+      <w:r>
+        <w:t>Guardia: tre usi distinti - (1) punto del campo, fra punta e ala (sul prolungamento del gomito); (2) ruolo (il numero 2); (3) in difesa, guardia aperta/chiusa = tipo di anticipo sull'uomo senza palla; 'cambio di guardia' = passare dall'una all'altra (quando non vedo più la palla, prendo contatto).</w:t>
+      </w:r>
+    </w:p>
+    <w:p>
+      <w:pPr>
+        <w:pStyle w:val="ListBullet"/>
+      </w:pPr>
+      <w:r>
+        <w:t>Cambio: da solo è ambiguo, va sempre specificato - cambio di mano / di direzione / di senso / di velocità (fondamentali d'attacco); cambio difensivo o switch (scambio di uomini sul blocco); cambio di guardia (in anticipo).</w:t>
+      </w:r>
+    </w:p>
+    <w:p>
+      <w:pPr>
+        <w:pStyle w:val="ListBullet"/>
+      </w:pPr>
+      <w:r>
+        <w:t>Blocco: (1) collaborazione complessa - lo schermo portato da un compagno (sulla palla o lontano dalla palla); (2) punto del campo - 'il blocco' è il post basso, il primo spazio dei rimbalzi a fianco dell'area ('porto un blocco' vs 'gioco al blocco').</w:t>
+      </w:r>
+    </w:p>
+    <w:p>
+      <w:pPr>
+        <w:pStyle w:val="ListBullet"/>
+      </w:pPr>
+      <w:r>
+        <w:t>Angolo: (1) punto del campo, dove la linea laterale incontra il fondo; (2) angolo del blocco - l'orientamento del bloccante (regolabile solo prima dell'arrivo del difensore); (3) angolo di passaggio/di ricezione - l'apertura della traiettoria per servire o ricevere (i triangoli lo migliorano; a 45° o frontale cambia la preparazione al tiro).</w:t>
+      </w:r>
+    </w:p>
+    <w:p>
+      <w:pPr>
+        <w:pStyle w:val="ListBullet"/>
+      </w:pPr>
+      <w:r>
+        <w:t>Taglio: movimento offensivo senza palla verso canestro o verso la palla (davanti, backdoor, flash); da non confondere col tagliafuori; 'rompere il taglio' è l'azione difensiva di occupare per un attimo la traiettoria del taglio, costringendo al cambio di direzione.</w:t>
+      </w:r>
+    </w:p>
+    <w:p>
+      <w:pPr>
+        <w:pStyle w:val="ListBullet"/>
+      </w:pPr>
+      <w:r>
+        <w:t>Tagliafuori: conquistare la posizione fra avversario e canestro (offensivo o difensivo); si fa col corpo, senza mani.</w:t>
+      </w:r>
+    </w:p>
+    <w:p>
+      <w:pPr>
+        <w:pStyle w:val="ListBullet"/>
+      </w:pPr>
+      <w:r>
+        <w:t>Pressione vs pressing: la pressione sulla palla è responsabilità individuale del difensore (sempre, anche nei giovanili); il pressing è una scelta organizzata di squadra (raddoppi, tutto campo), che a livello giovanile non si fa.</w:t>
+      </w:r>
+    </w:p>
+    <w:p>
+      <w:pPr>
+        <w:pStyle w:val="ListBullet"/>
+      </w:pPr>
+      <w:r>
+        <w:t>Linea di passaggio: congiunge la palla all'uomo senza palla - per la difesa è la linea da negare (anticipo) o su cui tenere una mano; per l'attacco è la linea da offrire (dare sempre una linea di passaggio a chi penetra).</w:t>
       </w:r>
     </w:p>
     <w:p>
